--- a/최종교재/20장_클릭·검색으로_장소_추가.docx
+++ b/최종교재/20장_클릭·검색으로_장소_추가.docx
@@ -270,7 +270,24 @@
           <w:i w:val="0"/>
           <w:color w:val="000000"/>
         </w:rPr>
-        <w:t>이번 장에서는 그러한 한계를 극복하고자 합니다. 새로운 장소를 추가하는 경로를 두 가지 방식으로 마련합니다. 첫 번째 방식은 검색 결과 옆에 위치한 더하기 버튼을 클릭하는 방식입니다. "어니언 성수"를 검색한 후 더하기 버튼을 누르면, 이름이 미리 입력된 상태의 입력 양식이 나타나며, 카테고리와 메모를 선택하여 저장하면 작업이 완료됩니다. 두 번째 방식은 지도를 클릭하는 방식입니다. 장소의 이름은 알지 못하지만 위치만 알고 있는 경우가 있을 것입니다. 지도의 해당 지점을 클릭하면 동일한 입력 양식이 열립니다. 저장 버튼을 누르는 즉시 마커가 지도에 즉시 표시됩니다. 애플리케이션 개발자들이 일반적으로 CRUD[^1]라고 부르는 네 가지 기본 기능 중 첫 번째 요소인 생성(Create) 기능을 이번 장에서 구현하겠습니다.</w:t>
+        <w:t>이번 장에서는 그러한 한계를 극복하고자 합니다. 새로운 장소를 추가하는 경로를 두 가지 방식으로 마련합니다. 첫 번째 방식은 검색 결과 옆에 위치한 더하기 버튼을 클릭하는 방식입니다. "어니언 성수"를 검색한 후 더하기 버튼을 누르면, 이름이 미리 입력된 상태의 입력 양식이 나타나며, 카테고리와 메모를 선택하여 저장하면 작업이 완료됩니다. 두 번째 방식은 지도를 클릭하는 방식입니다. 장소의 이름은 알지 못하지만 위치만 알고 있는 경우가 있을 것입니다. 지도의 해당 지점을 클릭하면 동일한 입력 양식이 열립니다. 저장 버튼을 누르는 즉시 마커가 지도에 즉시 표시됩니다. 애플리케이션 개발자들이 일반적으로 CRUD</w:t>
+      </w:r>
+      <w:r>
+        <w:rPr>
+          <w:b w:val="0"/>
+          <w:i w:val="0"/>
+          <w:color w:val="000000"/>
+          <w:vertAlign w:val="superscript"/>
+        </w:rPr>
+        <w:t>1</w:t>
+      </w:r>
+      <w:r>
+        <w:rPr>
+          <w:b w:val="0"/>
+          <w:i w:val="0"/>
+          <w:color w:val="000000"/>
+        </w:rPr>
+        <w:t>라고 부르는 네 가지 기본 기능 중 첫 번째 요소인 생성(Create) 기능을 이번 장에서 구현하겠습니다.</w:t>
       </w:r>
     </w:p>
     <w:p>
@@ -301,10 +318,9 @@
         <w:rPr>
           <w:b w:val="0"/>
           <w:i w:val="0"/>
-          <w:strike w:val="0"/>
-          <w:color w:val="000000"/>
-        </w:rPr>
-        <w:t>코드를 시키기 전에 잠깐 설계 이야기를 하겠습니다. 방금 "입구를 두 개 만든다"고 했는데, 초보 시절에 하기 쉬운 실수가 바로 입구마다 문을 따로 만드는 것입니다. 검색 추가용 폼 하나, 지도 클릭용 폼 하나. 당장은 돌아가지만, 나중에 폼에 별점 칸을 하나 추가하고 싶어지면 두 군데를 고쳐야 합니다. 한쪽만 고치고 다른 쪽을 잊으면? 사용자는 "어떤 때는 별점이 있고 어떤 때는 없는" 이상한 앱을 만나게 됩니다.</w:t>
+          <w:color w:val="000000"/>
+        </w:rPr>
+        <w:t>코드를 시키기 전에 잠깐 설계 이야기를 하겠습니다. 방금 "입구를 두 개 만든다"고 했는데, 처음에는 입구마다 폼을 따로 만들기 쉽습니다. 검색 추가용 폼과 지도 클릭용 폼을 하나씩 따로 만드는 식으로 갈라집니다. 당장은 돌아갑니다. 그렇다고 계속 편한 것은 아닙니다. 나중에 폼에 별점 칸을 하나 추가하고 싶어지면 두 군데를 고쳐야 합니다. 한쪽만 고치고 다른 쪽을 잊으면 사용자는 "어떤 때는 별점이 있고 어떤 때는 없는" 이상한 앱을 만날지도 모릅니다.</w:t>
       </w:r>
     </w:p>
     <w:p>
@@ -440,35 +456,15 @@
         <w:rPr>
           <w:b w:val="0"/>
           <w:i w:val="0"/>
-          <w:strike w:val="0"/>
-          <w:color w:val="000000"/>
-        </w:rPr>
-        <w:t xml:space="preserve">이렇게 "같은 일을 하는 코드는 한 곳에만 둔다"는 원칙을 개발자들은 재사용이라고 부릅니다. 사실 여러분은 이미 여러 번 경험했습니다. </w:t>
-      </w:r>
-      <w:r>
-        <w:rPr>
-          <w:b w:val="0"/>
-          <w:i w:val="0"/>
-          <w:strike w:val="0"/>
-          <w:color w:val="000000"/>
-        </w:rPr>
-        <w:t>13장</w:t>
-      </w:r>
-      <w:r>
-        <w:rPr>
-          <w:b w:val="0"/>
-          <w:i w:val="0"/>
-          <w:strike w:val="0"/>
-          <w:color w:val="000000"/>
-        </w:rPr>
-        <w:t xml:space="preserve">에서 SDK 로드를 </w:t>
+          <w:color w:val="000000"/>
+        </w:rPr>
+        <w:t xml:space="preserve">이렇게 "같은 일을 하는 코드는 한 곳에만 둔다"는 원칙을 개발자는 재사용이라고 부릅니다. 사실 여러분은 이미 여러 번 경험했습니다. 13장에서 SDK 로드를 </w:t>
       </w:r>
       <w:r>
         <w:rPr>
           <w:rFonts w:ascii="Consolas" w:hAnsi="Consolas"/>
           <w:b w:val="0"/>
           <w:i w:val="0"/>
-          <w:strike w:val="0"/>
           <w:color w:val="000000"/>
           <w:sz w:val="17"/>
         </w:rPr>
@@ -478,53 +474,15 @@
         <w:rPr>
           <w:b w:val="0"/>
           <w:i w:val="0"/>
-          <w:strike w:val="0"/>
-          <w:color w:val="000000"/>
-        </w:rPr>
-        <w:t xml:space="preserve"> 한 곳에 모아 둔 덕분에 </w:t>
-      </w:r>
-      <w:r>
-        <w:rPr>
-          <w:b w:val="0"/>
-          <w:i w:val="0"/>
-          <w:strike w:val="0"/>
-          <w:color w:val="000000"/>
-        </w:rPr>
-        <w:t>19장</w:t>
-      </w:r>
-      <w:r>
-        <w:rPr>
-          <w:b w:val="0"/>
-          <w:i w:val="0"/>
-          <w:strike w:val="0"/>
-          <w:color w:val="000000"/>
-        </w:rPr>
-        <w:t xml:space="preserve">에서 확장팩을 붙일 때 한 줄만 고쳤고, </w:t>
-      </w:r>
-      <w:r>
-        <w:rPr>
-          <w:b w:val="0"/>
-          <w:i w:val="0"/>
-          <w:strike w:val="0"/>
-          <w:color w:val="000000"/>
-        </w:rPr>
-        <w:t>19장</w:t>
-      </w:r>
-      <w:r>
-        <w:rPr>
-          <w:b w:val="0"/>
-          <w:i w:val="0"/>
-          <w:strike w:val="0"/>
-          <w:color w:val="000000"/>
-        </w:rPr>
-        <w:t xml:space="preserve">의 </w:t>
+          <w:color w:val="000000"/>
+        </w:rPr>
+        <w:t xml:space="preserve"> 한 곳에 모아 둔 덕분에 19장에서 확장팩을 붙일 때 한 줄만 고쳤습니다. 19장의 </w:t>
       </w:r>
       <w:r>
         <w:rPr>
           <w:rFonts w:ascii="Consolas" w:hAnsi="Consolas"/>
           <w:b w:val="0"/>
           <w:i w:val="0"/>
-          <w:strike w:val="0"/>
           <w:color w:val="000000"/>
           <w:sz w:val="17"/>
         </w:rPr>
@@ -534,10 +492,9 @@
         <w:rPr>
           <w:b w:val="0"/>
           <w:i w:val="0"/>
-          <w:strike w:val="0"/>
-          <w:color w:val="000000"/>
-        </w:rPr>
-        <w:t xml:space="preserve"> 함수 하나를 버튼 클릭과 Enter 키가 함께 썼습니다. 바이브코딩에서도 이 원칙은 그대로 중요합니다. AI에게 "검색 추가 폼 만들어줘", "클릭 추가 폼 만들어줘"라고 따로따로 시키면 AI는 정말로 폼을 두 벌 만들어 버릴 수 있습니다. 공용으로 쓸 것이라고 처음부터 말해 주는 것, 그것이 기획자인 우리의 일입니다.</w:t>
+          <w:color w:val="000000"/>
+        </w:rPr>
+        <w:t xml:space="preserve"> 함수 하나를 버튼 클릭과 Enter 키가 함께 쓰기도 했습니다. 바이브코딩에서도 이 원칙은 그대로 중요합니다. AI에게 "검색 추가 폼 만들어줘", "클릭 추가 폼 만들어줘"라고 따로따로 시키면 AI는 정말로 폼을 두 벌 만들어 버릴 수 있습니다. 공용으로 쓴다고 처음부터 말해 주는 편이 낫습니다.</w:t>
       </w:r>
     </w:p>
     <w:p>
@@ -545,35 +502,15 @@
         <w:rPr>
           <w:b w:val="0"/>
           <w:i w:val="0"/>
-          <w:strike w:val="0"/>
-          <w:color w:val="000000"/>
-        </w:rPr>
-        <w:t xml:space="preserve">그런데 문을 달기 전에 먼저 해결해야 할 문제가 하나 더 있습니다. 새 장소를 추가하면 그 장소는 어디에 담기나요? 지금 우리 장소 데이터는 </w:t>
-      </w:r>
-      <w:r>
-        <w:rPr>
-          <w:b w:val="0"/>
-          <w:i w:val="0"/>
-          <w:strike w:val="0"/>
-          <w:color w:val="000000"/>
-        </w:rPr>
-        <w:t>16장</w:t>
-      </w:r>
-      <w:r>
-        <w:rPr>
-          <w:b w:val="0"/>
-          <w:i w:val="0"/>
-          <w:strike w:val="0"/>
-          <w:color w:val="000000"/>
-        </w:rPr>
-        <w:t xml:space="preserve">의 </w:t>
+          <w:color w:val="000000"/>
+        </w:rPr>
+        <w:t xml:space="preserve">그런데 문을 달기 전에 먼저 해결해야 할 문제가 하나 더 있습니다. 새 장소를 추가하면 그 장소는 어디에 담기나요? 지금 우리 장소 데이터는 16장의 </w:t>
       </w:r>
       <w:r>
         <w:rPr>
           <w:rFonts w:ascii="Consolas" w:hAnsi="Consolas"/>
           <w:b w:val="0"/>
           <w:i w:val="0"/>
-          <w:strike w:val="0"/>
           <w:color w:val="000000"/>
           <w:sz w:val="17"/>
         </w:rPr>
@@ -583,17 +520,15 @@
         <w:rPr>
           <w:b w:val="0"/>
           <w:i w:val="0"/>
-          <w:strike w:val="0"/>
-          <w:color w:val="000000"/>
-        </w:rPr>
-        <w:t xml:space="preserve">가 수출하는 </w:t>
+          <w:color w:val="000000"/>
+        </w:rPr>
+        <w:t xml:space="preserve">가 내보내는 </w:t>
       </w:r>
       <w:r>
         <w:rPr>
           <w:rFonts w:ascii="Consolas" w:hAnsi="Consolas"/>
           <w:b w:val="0"/>
           <w:i w:val="0"/>
-          <w:strike w:val="0"/>
           <w:color w:val="000000"/>
           <w:sz w:val="17"/>
         </w:rPr>
@@ -603,35 +538,15 @@
         <w:rPr>
           <w:b w:val="0"/>
           <w:i w:val="0"/>
-          <w:strike w:val="0"/>
-          <w:color w:val="000000"/>
-        </w:rPr>
-        <w:t xml:space="preserve"> 배열이고, </w:t>
-      </w:r>
-      <w:r>
-        <w:rPr>
-          <w:b w:val="0"/>
-          <w:i w:val="0"/>
-          <w:strike w:val="0"/>
-          <w:color w:val="000000"/>
-        </w:rPr>
-        <w:t>18장</w:t>
-      </w:r>
-      <w:r>
-        <w:rPr>
-          <w:b w:val="0"/>
-          <w:i w:val="0"/>
-          <w:strike w:val="0"/>
-          <w:color w:val="000000"/>
-        </w:rPr>
-        <w:t xml:space="preserve">의 </w:t>
+          <w:color w:val="000000"/>
+        </w:rPr>
+        <w:t xml:space="preserve"> 배열이고, 18장의 </w:t>
       </w:r>
       <w:r>
         <w:rPr>
           <w:rFonts w:ascii="Consolas" w:hAnsi="Consolas"/>
           <w:b w:val="0"/>
           <w:i w:val="0"/>
-          <w:strike w:val="0"/>
           <w:color w:val="000000"/>
           <w:sz w:val="17"/>
         </w:rPr>
@@ -641,17 +556,15 @@
         <w:rPr>
           <w:b w:val="0"/>
           <w:i w:val="0"/>
-          <w:strike w:val="0"/>
-          <w:color w:val="000000"/>
-        </w:rPr>
-        <w:t xml:space="preserve">도 이 배열만 바라봅니다. 그런데 </w:t>
+          <w:color w:val="000000"/>
+        </w:rPr>
+        <w:t xml:space="preserve">도 이 배열만 봅니다. 그런데 </w:t>
       </w:r>
       <w:r>
         <w:rPr>
           <w:rFonts w:ascii="Consolas" w:hAnsi="Consolas"/>
           <w:b w:val="0"/>
           <w:i w:val="0"/>
-          <w:strike w:val="0"/>
           <w:color w:val="000000"/>
           <w:sz w:val="17"/>
         </w:rPr>
@@ -661,17 +574,15 @@
         <w:rPr>
           <w:b w:val="0"/>
           <w:i w:val="0"/>
-          <w:strike w:val="0"/>
-          <w:color w:val="000000"/>
-        </w:rPr>
-        <w:t xml:space="preserve">는 이름 그대로 "기본 데이터"입니다. 여기에 새 장소를 마구 </w:t>
+          <w:color w:val="000000"/>
+        </w:rPr>
+        <w:t xml:space="preserve">는 이름 그대로 기본 데이터를 담아 둔 배열입니다. 여기에 새 장소를 마구 </w:t>
       </w:r>
       <w:r>
         <w:rPr>
           <w:rFonts w:ascii="Consolas" w:hAnsi="Consolas"/>
           <w:b w:val="0"/>
           <w:i w:val="0"/>
-          <w:strike w:val="0"/>
           <w:color w:val="000000"/>
           <w:sz w:val="17"/>
         </w:rPr>
@@ -681,10 +592,9 @@
         <w:rPr>
           <w:b w:val="0"/>
           <w:i w:val="0"/>
-          <w:strike w:val="0"/>
-          <w:color w:val="000000"/>
-        </w:rPr>
-        <w:t>하기 시작하면 기본과 추가분이 뒤섞여 버리죠. 추가·수정·삭제가 시작되는 지금이, 데이터를 도맡을 전담 창구를 만들 때입니다.</w:t>
+          <w:color w:val="000000"/>
+        </w:rPr>
+        <w:t>하기 시작하면 기본과 추가분이 뒤섞일 겁니다. 추가·수정·삭제를 시작하는 지금, 데이터를 도맡을 창구를 따로 만드는 편이 좋습니다.</w:t>
       </w:r>
     </w:p>
     <w:p>
@@ -805,17 +715,15 @@
         <w:rPr>
           <w:b w:val="0"/>
           <w:i w:val="0"/>
-          <w:strike w:val="0"/>
-          <w:color w:val="000000"/>
-        </w:rPr>
-        <w:t xml:space="preserve">프롬프트 마지막 문장을 눈여겨보세요. "아직 넣지 말아줘"라고 범위를 잘라 주는 것도 훌륭한 프롬프트 기술입니다. AI는 친절이 지나쳐서 시키지 않은 저장 기능까지 한꺼번에 만들어 버리는 경우가 있는데, 그러면 우리가 코드를 따라 읽는 속도가 학습 속도를 추월해 버립니다. Claude Code가 만들어 준 </w:t>
+          <w:color w:val="000000"/>
+        </w:rPr>
+        <w:t xml:space="preserve">프롬프트 마지막 문장을 눈여겨보세요. "아직 넣지 말아줘"처럼 범위를 제한하는 말도 프롬프트에서 큰 몫을 합니다. 범위를 정해 주지 않으면 AI가 시키지 않은 저장 기능까지 한꺼번에 만들 수 있습니다. 그러면 한 번에 읽어야 할 코드가 너무 많아지겠지요. Claude Code가 만들어 준 </w:t>
       </w:r>
       <w:r>
         <w:rPr>
           <w:rFonts w:ascii="Consolas" w:hAnsi="Consolas"/>
           <w:b w:val="0"/>
           <w:i w:val="0"/>
-          <w:strike w:val="0"/>
           <w:color w:val="000000"/>
           <w:sz w:val="17"/>
         </w:rPr>
@@ -825,7 +733,6 @@
         <w:rPr>
           <w:b w:val="0"/>
           <w:i w:val="0"/>
-          <w:strike w:val="0"/>
           <w:color w:val="000000"/>
         </w:rPr>
         <w:t>입니다.</w:t>
@@ -837,14 +744,9 @@
       </w:pPr>
       <w:r>
         <w:rPr>
-          <w:rFonts w:ascii="Consolas" w:hAnsi="Consolas"/>
-          <w:b w:val="0"/>
-          <w:i w:val="0"/>
-          <w:strike w:val="0"/>
-          <w:color w:val="000000"/>
-          <w:sz w:val="17"/>
-        </w:rPr>
-        <w:t>// src/store.js — 장소 데이터 저장소 (이 장 시점 버전: 저장 기능은 17장에서 붙습니다)</w:t>
+          <w:color w:val="000000"/>
+        </w:rPr>
+        <w:t>// src/store.js — 장소 데이터 저장소 (이 장 시점 버전: 저장 기능은 21장에서 붙습니다)</w:t>
         <w:br/>
         <w:br/>
         <w:t>import { DEFAULT_PLACES } from './defaultPlaces.js';</w:t>
@@ -1096,26 +998,15 @@
         <w:rPr>
           <w:b w:val="0"/>
           <w:i w:val="0"/>
-          <w:strike w:val="0"/>
-          <w:color w:val="000000"/>
-        </w:rPr>
-        <w:t>18장</w:t>
-      </w:r>
-      <w:r>
-        <w:rPr>
-          <w:b w:val="0"/>
-          <w:i w:val="0"/>
-          <w:strike w:val="0"/>
-          <w:color w:val="000000"/>
-        </w:rPr>
-        <w:t xml:space="preserve">에서 </w:t>
+          <w:color w:val="000000"/>
+        </w:rPr>
+        <w:t xml:space="preserve">18장에서 </w:t>
       </w:r>
       <w:r>
         <w:rPr>
           <w:rFonts w:ascii="Consolas" w:hAnsi="Consolas"/>
           <w:b w:val="0"/>
           <w:i w:val="0"/>
-          <w:strike w:val="0"/>
           <w:color w:val="000000"/>
           <w:sz w:val="17"/>
         </w:rPr>
@@ -1125,17 +1016,15 @@
         <w:rPr>
           <w:b w:val="0"/>
           <w:i w:val="0"/>
-          <w:strike w:val="0"/>
-          <w:color w:val="000000"/>
-        </w:rPr>
-        <w:t xml:space="preserve">를 직접 바라보던 </w:t>
+          <w:color w:val="000000"/>
+        </w:rPr>
+        <w:t xml:space="preserve">를 직접 참조하던 </w:t>
       </w:r>
       <w:r>
         <w:rPr>
           <w:rFonts w:ascii="Consolas" w:hAnsi="Consolas"/>
           <w:b w:val="0"/>
           <w:i w:val="0"/>
-          <w:strike w:val="0"/>
           <w:color w:val="000000"/>
           <w:sz w:val="17"/>
         </w:rPr>
@@ -1145,7 +1034,6 @@
         <w:rPr>
           <w:b w:val="0"/>
           <w:i w:val="0"/>
-          <w:strike w:val="0"/>
           <w:color w:val="000000"/>
         </w:rPr>
         <w:t xml:space="preserve">가 이제 </w:t>
@@ -1155,7 +1043,6 @@
           <w:rFonts w:ascii="Consolas" w:hAnsi="Consolas"/>
           <w:b w:val="0"/>
           <w:i w:val="0"/>
-          <w:strike w:val="0"/>
           <w:color w:val="000000"/>
           <w:sz w:val="17"/>
         </w:rPr>
@@ -1165,17 +1052,15 @@
         <w:rPr>
           <w:b w:val="0"/>
           <w:i w:val="0"/>
-          <w:strike w:val="0"/>
-          <w:color w:val="000000"/>
-        </w:rPr>
-        <w:t xml:space="preserve">을 바라봅니다. 맨 위의 </w:t>
+          <w:color w:val="000000"/>
+        </w:rPr>
+        <w:t xml:space="preserve">을 호출합니다. 맨 위의 </w:t>
       </w:r>
       <w:r>
         <w:rPr>
           <w:rFonts w:ascii="Consolas" w:hAnsi="Consolas"/>
           <w:b w:val="0"/>
           <w:i w:val="0"/>
-          <w:strike w:val="0"/>
           <w:color w:val="000000"/>
           <w:sz w:val="17"/>
         </w:rPr>
@@ -1185,7 +1070,6 @@
         <w:rPr>
           <w:b w:val="0"/>
           <w:i w:val="0"/>
-          <w:strike w:val="0"/>
           <w:color w:val="000000"/>
         </w:rPr>
         <w:t xml:space="preserve">도 </w:t>
@@ -1195,7 +1079,6 @@
           <w:rFonts w:ascii="Consolas" w:hAnsi="Consolas"/>
           <w:b w:val="0"/>
           <w:i w:val="0"/>
-          <w:strike w:val="0"/>
           <w:color w:val="000000"/>
           <w:sz w:val="17"/>
         </w:rPr>
@@ -1205,35 +1088,15 @@
         <w:rPr>
           <w:b w:val="0"/>
           <w:i w:val="0"/>
-          <w:strike w:val="0"/>
-          <w:color w:val="000000"/>
-        </w:rPr>
-        <w:t xml:space="preserve">로 바뀌었습니다. 기본 데이터를 아는 것은 이제 store 하나뿐이고, 화면 쪽 코드는 "장소가 어디서 왔는지" 전혀 모릅니다. 이 한 수가 왜 중요하냐면 — </w:t>
-      </w:r>
-      <w:r>
-        <w:rPr>
-          <w:b w:val="0"/>
-          <w:i w:val="0"/>
-          <w:strike w:val="0"/>
-          <w:color w:val="000000"/>
-        </w:rPr>
-        <w:t>21장</w:t>
-      </w:r>
-      <w:r>
-        <w:rPr>
-          <w:b w:val="0"/>
-          <w:i w:val="0"/>
-          <w:strike w:val="0"/>
-          <w:color w:val="000000"/>
-        </w:rPr>
-        <w:t xml:space="preserve">에서 데이터의 출처가 localStorage로 바뀔 때, 화면 쪽 코드는 한 줄도 고칠 필요가 없어지기 때문입니다. 출처가 무엇이든 </w:t>
+          <w:color w:val="000000"/>
+        </w:rPr>
+        <w:t xml:space="preserve">로 바뀌었습니다. 기본 데이터를 아는 쪽은 store 하나뿐이고, 화면 쪽 코드는 장소 데이터가 어디에서 오는지 모릅니다. 이렇게 해 두면 21장에서 데이터의 출처가 localStorage로 바뀔 때 화면 쪽 코드는 손대지 않아도 됩니다. 출처가 무엇이든 </w:t>
       </w:r>
       <w:r>
         <w:rPr>
           <w:rFonts w:ascii="Consolas" w:hAnsi="Consolas"/>
           <w:b w:val="0"/>
           <w:i w:val="0"/>
-          <w:strike w:val="0"/>
           <w:color w:val="000000"/>
           <w:sz w:val="17"/>
         </w:rPr>
@@ -1243,31 +1106,12 @@
         <w:rPr>
           <w:b w:val="0"/>
           <w:i w:val="0"/>
-          <w:strike w:val="0"/>
-          <w:color w:val="000000"/>
-        </w:rPr>
-        <w:t>이라는 창구는 그대로니까요.</w:t>
+          <w:color w:val="000000"/>
+        </w:rPr>
+        <w:t>을 호출하는 방식은 그대로이기 때문입니다.</w:t>
       </w:r>
     </w:p>
     <w:p>
-      <w:r>
-        <w:rPr>
-          <w:b w:val="0"/>
-          <w:i w:val="0"/>
-          <w:strike w:val="0"/>
-          <w:color w:val="000000"/>
-        </w:rPr>
-        <w:t xml:space="preserve">저장하고 브라우저를 확인해 봅시다. 지도도 필터도 어제와 완전히 똑같이 동작하면 성공입니다. "고쳤는데 똑같다니?"라고 실망할 것 없습니다. 겉모습은 그대로 두고 속 구조만 바꾸는 작업을 개발자들은 </w:t>
-      </w:r>
-      <w:r>
-        <w:rPr>
-          <w:b/>
-          <w:i w:val="0"/>
-          <w:strike w:val="0"/>
-          <w:color w:val="000000"/>
-        </w:rPr>
-        <w:t>리팩터링</w:t>
-      </w:r>
       <w:hyperlink r:id="rId13">
         <w:r>
           <w:rPr>
@@ -1284,10 +1128,26 @@
         <w:rPr>
           <w:b w:val="0"/>
           <w:i w:val="0"/>
-          <w:strike w:val="0"/>
-          <w:color w:val="000000"/>
-        </w:rPr>
-        <w:t>이라고 부르는데, 리팩터링의 성공 판정 기준이 바로 "아무것도 달라 보이지 않을 것"입니다. 필터 버튼을 몇 개 눌러 보고, 콘솔에 에러가 없는지도 확인하세요. 이삿짐은 다 옮겼고 집은 멀쩡합니다. 이제 새 식구(추가 기능)를 들일 준비가 끝났습니다.</w:t>
+          <w:color w:val="000000"/>
+        </w:rPr>
+        <w:t>저장하고 브라우저를 확인해 봅시다. 지도도 필터도 전과 완전히 똑같이 동작한다면 제대로 옮겼다는 뜻입니다. "고쳤는데 똑같다니?"라고 실망할 것 없습니다. 겉모습은 그대로 두고 속 구조만 바꾸는 작업을 개발자는 리팩터링</w:t>
+      </w:r>
+      <w:r>
+        <w:rPr>
+          <w:b w:val="0"/>
+          <w:i w:val="0"/>
+          <w:color w:val="000000"/>
+          <w:vertAlign w:val="superscript"/>
+        </w:rPr>
+        <w:t>3</w:t>
+      </w:r>
+      <w:r>
+        <w:rPr>
+          <w:b w:val="0"/>
+          <w:i w:val="0"/>
+          <w:color w:val="000000"/>
+        </w:rPr>
+        <w:t>이라고 부릅니다. 리팩터링이 성공했는지 가리는 기준이 바로 "아무것도 달라 보이지 않을 것"입니다. 필터 버튼을 몇 개 눌러 보고, 콘솔에 에러가 없는지도 확인하세요. 구조를 옮기는 일은 끝났으니 이제 추가 기능을 붙일 수 있습니다.</w:t>
       </w:r>
     </w:p>
     <w:p>
@@ -1310,10 +1170,9 @@
         <w:rPr>
           <w:b w:val="0"/>
           <w:i w:val="0"/>
-          <w:strike w:val="0"/>
-          <w:color w:val="000000"/>
-        </w:rPr>
-        <w:t>이 절처럼 "동작은 그대로, 구조만 변경"하는 작업을 시킬 때는 확인 직후에 커밋해 두는 것이 특히 중요합니다. 다음 절부터 기능이 얹히기 시작하면, 문제가 생겼을 때 "구조 변경 탓인지 새 기능 탓인지" 갈라 볼 수 있는 기준점이 되기 때문입니다. "장소 데이터를 store 모듈로 분리, 커밋해줘"라고 시켜 두세요.</w:t>
+          <w:color w:val="000000"/>
+        </w:rPr>
+        <w:t>이 절처럼 "동작은 그대로, 구조만 변경"하는 작업을 시킬 때는 확인 직후에 커밋해 두는 편이 낫습니다. 다음 절부터 기능을 얹기 시작하면, 문제가 생겼을 때 "구조 변경 탓인지 새 기능 탓인지" 가를 기준점이 되기 때문입니다. "장소 데이터를 store 모듈로 분리, 커밋해줘"라고 시켜 두세요.</w:t>
       </w:r>
     </w:p>
     <w:p>
@@ -1399,17 +1258,15 @@
         <w:rPr>
           <w:b w:val="0"/>
           <w:i w:val="0"/>
-          <w:strike w:val="0"/>
-          <w:color w:val="000000"/>
-        </w:rPr>
-        <w:t xml:space="preserve">프롬프트 마지막 문장들을 눈여겨보세요. "두 곳에서 공용으로 쓸 거야"라고 설계 의도를 밝혔고, "한 번에 하나만"이라는 제약도 미리 걸었습니다. Claude Code가 </w:t>
+          <w:color w:val="000000"/>
+        </w:rPr>
+        <w:t xml:space="preserve">프롬프트 뒷부분을 눈여겨보세요. "두 곳에서 공용으로 쓸 거야"라고 설계 의도를 밝혔고, "한 번에 하나만"이라는 제약도 미리 걸었습니다. Claude Code가 </w:t>
       </w:r>
       <w:r>
         <w:rPr>
           <w:rFonts w:ascii="Consolas" w:hAnsi="Consolas"/>
           <w:b w:val="0"/>
           <w:i w:val="0"/>
-          <w:strike w:val="0"/>
           <w:color w:val="000000"/>
           <w:sz w:val="17"/>
         </w:rPr>
@@ -1419,35 +1276,15 @@
         <w:rPr>
           <w:b w:val="0"/>
           <w:i w:val="0"/>
-          <w:strike w:val="0"/>
-          <w:color w:val="000000"/>
-        </w:rPr>
-        <w:t xml:space="preserve">를 고친 결과를 봅시다. 우선 파일 맨 위의 import 목록부터입니다. </w:t>
-      </w:r>
-      <w:r>
-        <w:rPr>
-          <w:b w:val="0"/>
-          <w:i w:val="0"/>
-          <w:strike w:val="0"/>
-          <w:color w:val="000000"/>
-        </w:rPr>
-        <w:t>19장</w:t>
-      </w:r>
-      <w:r>
-        <w:rPr>
-          <w:b w:val="0"/>
-          <w:i w:val="0"/>
-          <w:strike w:val="0"/>
-          <w:color w:val="000000"/>
-        </w:rPr>
-        <w:t xml:space="preserve">에서 있던 두 줄에 </w:t>
+          <w:color w:val="000000"/>
+        </w:rPr>
+        <w:t xml:space="preserve">를 고친 결과를 봅시다. 우선 파일 맨 위의 import 목록부터 봅니다. 19장의 두 줄에 </w:t>
       </w:r>
       <w:r>
         <w:rPr>
           <w:rFonts w:ascii="Consolas" w:hAnsi="Consolas"/>
           <w:b w:val="0"/>
           <w:i w:val="0"/>
-          <w:strike w:val="0"/>
           <w:color w:val="000000"/>
           <w:sz w:val="17"/>
         </w:rPr>
@@ -1457,10 +1294,9 @@
         <w:rPr>
           <w:b w:val="0"/>
           <w:i w:val="0"/>
-          <w:strike w:val="0"/>
-          <w:color w:val="000000"/>
-        </w:rPr>
-        <w:t>가 새로 합류해 석 줄이 됐습니다.</w:t>
+          <w:color w:val="000000"/>
+        </w:rPr>
+        <w:t>가 더해져 석 줄이 됐습니다.</w:t>
       </w:r>
     </w:p>
     <w:p>
@@ -1469,14 +1305,9 @@
       </w:pPr>
       <w:r>
         <w:rPr>
-          <w:rFonts w:ascii="Consolas" w:hAnsi="Consolas"/>
-          <w:b w:val="0"/>
-          <w:i w:val="0"/>
-          <w:strike w:val="0"/>
-          <w:color w:val="000000"/>
-          <w:sz w:val="17"/>
-        </w:rPr>
-        <w:t>// src/search.js — 파일 맨 위 import (15장의 두 줄 + 이번 장의 store)</w:t>
+          <w:color w:val="000000"/>
+        </w:rPr>
+        <w:t>// src/search.js — 파일 맨 위 import (19장의 두 줄 + 이번 장의 store)</w:t>
         <w:br/>
         <w:br/>
         <w:t>import { store } from './store.js';</w:t>
@@ -1657,7 +1488,6 @@
           <w:rFonts w:ascii="Consolas" w:hAnsi="Consolas"/>
           <w:b w:val="0"/>
           <w:i w:val="0"/>
-          <w:strike w:val="0"/>
           <w:color w:val="000000"/>
           <w:sz w:val="17"/>
         </w:rPr>
@@ -1667,17 +1497,15 @@
         <w:rPr>
           <w:b w:val="0"/>
           <w:i w:val="0"/>
-          <w:strike w:val="0"/>
-          <w:color w:val="000000"/>
-        </w:rPr>
-        <w:t xml:space="preserve"> — 함수의 인자 자리에서 객체를 바로 풀어 받고 있습니다. </w:t>
+          <w:color w:val="000000"/>
+        </w:rPr>
+        <w:t xml:space="preserve">. 함수의 인자 자리에서 객체를 바로 풀어 받습니다. </w:t>
       </w:r>
       <w:r>
         <w:rPr>
           <w:rFonts w:ascii="Consolas" w:hAnsi="Consolas"/>
           <w:b w:val="0"/>
           <w:i w:val="0"/>
-          <w:strike w:val="0"/>
           <w:color w:val="000000"/>
           <w:sz w:val="17"/>
         </w:rPr>
@@ -1687,17 +1515,15 @@
         <w:rPr>
           <w:b w:val="0"/>
           <w:i w:val="0"/>
-          <w:strike w:val="0"/>
-          <w:color w:val="000000"/>
-        </w:rPr>
-        <w:t xml:space="preserve"> 부분은 기본값입니다. 지도 클릭처럼 </w:t>
+          <w:color w:val="000000"/>
+        </w:rPr>
+        <w:t xml:space="preserve"> 부분에 기본값을 적어 두었습니다. 지도 클릭처럼 </w:t>
       </w:r>
       <w:r>
         <w:rPr>
           <w:rFonts w:ascii="Consolas" w:hAnsi="Consolas"/>
           <w:b w:val="0"/>
           <w:i w:val="0"/>
-          <w:strike w:val="0"/>
           <w:color w:val="000000"/>
           <w:sz w:val="17"/>
         </w:rPr>
@@ -1707,10 +1533,9 @@
         <w:rPr>
           <w:b w:val="0"/>
           <w:i w:val="0"/>
-          <w:strike w:val="0"/>
-          <w:color w:val="000000"/>
-        </w:rPr>
-        <w:t xml:space="preserve"> 없이 호출되면 자동으로 빈 문자열이 됩니다. 입구가 둘이어도 함수 하나가 감당할 수 있는 비결이 바로 이 기본값입니다.</w:t>
+          <w:color w:val="000000"/>
+        </w:rPr>
+        <w:t xml:space="preserve"> 없이 호출하면 자동으로 빈 문자열을 받습니다. 이 기본값 덕분에 입구가 둘이어도 함수 하나로 처리할 수 있습니다.</w:t>
       </w:r>
     </w:p>
     <w:p>
@@ -1719,7 +1544,6 @@
           <w:rFonts w:ascii="Consolas" w:hAnsi="Consolas"/>
           <w:b/>
           <w:i w:val="0"/>
-          <w:strike w:val="0"/>
           <w:color w:val="000000"/>
           <w:sz w:val="17"/>
         </w:rPr>
@@ -1729,44 +1553,15 @@
         <w:rPr>
           <w:b/>
           <w:i w:val="0"/>
-          <w:strike w:val="0"/>
-          <w:color w:val="000000"/>
-        </w:rPr>
-        <w:t>가 첫 줄인 이유</w:t>
-      </w:r>
-      <w:r>
-        <w:rPr>
-          <w:b w:val="0"/>
-          <w:i w:val="0"/>
-          <w:strike w:val="0"/>
-          <w:color w:val="000000"/>
-        </w:rPr>
-        <w:t xml:space="preserve"> — 새 다이얼로그를 만들기 전에, 혹시 떠 있을지 모르는 이전 다이얼로그부터 치웁니다. "한 번에 하나만"이라는 제약을 지키는 가장 단순한 방법은 열기 전에 무조건 닫기입니다. </w:t>
-      </w:r>
-      <w:r>
-        <w:rPr>
-          <w:b w:val="0"/>
-          <w:i w:val="0"/>
-          <w:strike w:val="0"/>
-          <w:color w:val="000000"/>
-        </w:rPr>
-        <w:t>17장</w:t>
-      </w:r>
-      <w:r>
-        <w:rPr>
-          <w:b w:val="0"/>
-          <w:i w:val="0"/>
-          <w:strike w:val="0"/>
-          <w:color w:val="000000"/>
-        </w:rPr>
-        <w:t xml:space="preserve">에서 말풍선을 하나만 열리게 관리했던 것과 똑같은 발상이죠. 사실 잠시 뒤에 볼 CSS에서 배경막이 화면 전체를 덮기 때문에, 다이얼로그가 열린 동안에는 지도도 검색 결과도 클릭할 수 없어 두 겹이 쌓일 상황이 지금은 일어나지 않습니다. 그런데도 이 한 줄을 두는 것이 프로의 습관입니다. 나중에 배경막 디자인이 바뀌거나 다른 코드가 </w:t>
+          <w:color w:val="000000"/>
+        </w:rPr>
+        <w:t xml:space="preserve">가 첫 줄인 이유. 새 다이얼로그를 만들기 전에, 혹시 떠 있을지 모르는 이전 다이얼로그부터 치웁니다. 한 번에 하나만 열리게 하려면 열기 전에 무조건 닫아 두는 편이 좋습니다. 17장에서 말풍선을 하나만 열리게 관리했던 방식과 같습니다. 사실 잠시 뒤에 볼 CSS에서 배경막이 화면 전체를 덮습니다. 다이얼로그가 열린 동안에는 지도도 검색 결과도 클릭할 수 없으니, 두 겹이 쌓일 일은 지금으로서는 없습니다. 그런데도 이 한 줄을 남겨 둡니다. 나중에 배경막 디자인이 바뀌거나 다른 코드가 </w:t>
       </w:r>
       <w:r>
         <w:rPr>
           <w:rFonts w:ascii="Consolas" w:hAnsi="Consolas"/>
-          <w:b w:val="0"/>
-          <w:i w:val="0"/>
-          <w:strike w:val="0"/>
+          <w:b/>
+          <w:i w:val="0"/>
           <w:color w:val="000000"/>
           <w:sz w:val="17"/>
         </w:rPr>
@@ -1774,30 +1569,11 @@
       </w:r>
       <w:r>
         <w:rPr>
-          <w:b w:val="0"/>
-          <w:i w:val="0"/>
-          <w:strike w:val="0"/>
-          <w:color w:val="000000"/>
-        </w:rPr>
-        <w:t xml:space="preserve">를 연달아 부르는 날이 와도, 이 함수는 스스로 "하나만"을 지켜 냅니다. 자기 규칙을 남에게 의존하지 않는 코드를 </w:t>
-      </w:r>
-      <w:r>
-        <w:rPr>
           <w:b/>
           <w:i w:val="0"/>
-          <w:strike w:val="0"/>
-          <w:color w:val="000000"/>
-        </w:rPr>
-        <w:t>방어적 코드</w:t>
-      </w:r>
-      <w:r>
-        <w:rPr>
-          <w:b w:val="0"/>
-          <w:i w:val="0"/>
-          <w:strike w:val="0"/>
-          <w:color w:val="000000"/>
-        </w:rPr>
-        <w:t>라고 부릅니다.</w:t>
+          <w:color w:val="000000"/>
+        </w:rPr>
+        <w:t>를 연달아 부르는 날이 와도, 이 한 줄이 있으면 다이얼로그는 늘 하나만 열립니다. 자기 규칙을 남에게 의존하지 않는 코드를 방어적 코드라고 부릅니다.</w:t>
       </w:r>
     </w:p>
     <w:p>
@@ -1806,7 +1582,6 @@
           <w:rFonts w:ascii="Consolas" w:hAnsi="Consolas"/>
           <w:b w:val="0"/>
           <w:i w:val="0"/>
-          <w:strike w:val="0"/>
           <w:color w:val="000000"/>
           <w:sz w:val="17"/>
         </w:rPr>
@@ -1816,7 +1591,6 @@
         <w:rPr>
           <w:b w:val="0"/>
           <w:i w:val="0"/>
-          <w:strike w:val="0"/>
           <w:color w:val="000000"/>
         </w:rPr>
         <w:t xml:space="preserve"> + </w:t>
@@ -1826,7 +1600,6 @@
           <w:rFonts w:ascii="Consolas" w:hAnsi="Consolas"/>
           <w:b w:val="0"/>
           <w:i w:val="0"/>
-          <w:strike w:val="0"/>
           <w:color w:val="000000"/>
           <w:sz w:val="17"/>
         </w:rPr>
@@ -1836,17 +1609,15 @@
         <w:rPr>
           <w:b w:val="0"/>
           <w:i w:val="0"/>
-          <w:strike w:val="0"/>
-          <w:color w:val="000000"/>
-        </w:rPr>
-        <w:t xml:space="preserve"> — 이 다이얼로그는 </w:t>
+          <w:color w:val="000000"/>
+        </w:rPr>
+        <w:t xml:space="preserve">. 이 다이얼로그는 </w:t>
       </w:r>
       <w:r>
         <w:rPr>
           <w:rFonts w:ascii="Consolas" w:hAnsi="Consolas"/>
           <w:b w:val="0"/>
           <w:i w:val="0"/>
-          <w:strike w:val="0"/>
           <w:color w:val="000000"/>
           <w:sz w:val="17"/>
         </w:rPr>
@@ -1856,70 +1627,63 @@
         <w:rPr>
           <w:b w:val="0"/>
           <w:i w:val="0"/>
-          <w:strike w:val="0"/>
-          <w:color w:val="000000"/>
-        </w:rPr>
-        <w:t xml:space="preserve">에 미리 써 두지 않았습니다. 필요한 순간에 자바스크립트로 </w:t>
+          <w:color w:val="000000"/>
+        </w:rPr>
+        <w:t xml:space="preserve">에 미리 써 두지 않았습니다. 필요한 순간에 자바스크립트의 </w:t>
       </w:r>
       <w:r>
         <w:rPr>
           <w:rFonts w:ascii="Consolas" w:hAnsi="Consolas"/>
           <w:b w:val="0"/>
           <w:i w:val="0"/>
-          <w:strike w:val="0"/>
           <w:color w:val="000000"/>
           <w:sz w:val="17"/>
         </w:rPr>
+        <w:t>createElement</w:t>
+      </w:r>
+      <w:r>
+        <w:rPr>
+          <w:b w:val="0"/>
+          <w:i w:val="0"/>
+          <w:color w:val="000000"/>
+        </w:rPr>
+        <w:t xml:space="preserve">로 </w:t>
+      </w:r>
+      <w:r>
+        <w:rPr>
+          <w:rFonts w:ascii="Consolas" w:hAnsi="Consolas"/>
+          <w:b w:val="0"/>
+          <w:i w:val="0"/>
+          <w:color w:val="000000"/>
+          <w:sz w:val="17"/>
+        </w:rPr>
         <w:t>&lt;div&gt;</w:t>
       </w:r>
       <w:r>
         <w:rPr>
           <w:b w:val="0"/>
           <w:i w:val="0"/>
-          <w:strike w:val="0"/>
-          <w:color w:val="000000"/>
-        </w:rPr>
-        <w:t>를 만들고(</w:t>
+          <w:color w:val="000000"/>
+        </w:rPr>
+        <w:t xml:space="preserve">를 만들고, 그 속을 템플릿 문자열로 채웁니다. 그런 다음 </w:t>
       </w:r>
       <w:r>
         <w:rPr>
           <w:rFonts w:ascii="Consolas" w:hAnsi="Consolas"/>
           <w:b w:val="0"/>
           <w:i w:val="0"/>
-          <w:strike w:val="0"/>
           <w:color w:val="000000"/>
           <w:sz w:val="17"/>
         </w:rPr>
-        <w:t>createElement</w:t>
-      </w:r>
-      <w:r>
-        <w:rPr>
-          <w:b w:val="0"/>
-          <w:i w:val="0"/>
-          <w:strike w:val="0"/>
-          <w:color w:val="000000"/>
-        </w:rPr>
-        <w:t xml:space="preserve">), 그 속을 템플릿 문자열로 채운 뒤, </w:t>
-      </w:r>
-      <w:r>
-        <w:rPr>
-          <w:rFonts w:ascii="Consolas" w:hAnsi="Consolas"/>
-          <w:b w:val="0"/>
-          <w:i w:val="0"/>
-          <w:strike w:val="0"/>
-          <w:color w:val="000000"/>
-          <w:sz w:val="17"/>
-        </w:rPr>
         <w:t>document.body.appendChild(wrap)</w:t>
       </w:r>
       <w:r>
         <w:rPr>
           <w:b w:val="0"/>
           <w:i w:val="0"/>
-          <w:strike w:val="0"/>
-          <w:color w:val="000000"/>
-        </w:rPr>
-        <w:t>으로 화면에 붙입니다. 평소에는 존재하지도 않다가 부를 때만 나타나는 요소입니다.</w:t>
+          <w:color w:val="000000"/>
+        </w:rPr>
+        <w:t>으로 화면에 붙입니다. 평소에는 존재하지도 않다가 부를 때만 나타납니다.</w:t>
       </w:r>
     </w:p>
     <w:p>
@@ -1999,7 +1763,6 @@
         <w:rPr>
           <w:b w:val="0"/>
           <w:i w:val="0"/>
-          <w:strike w:val="0"/>
           <w:color w:val="000000"/>
         </w:rPr>
         <w:t xml:space="preserve">물음표가 붙은 </w:t>
@@ -2009,7 +1772,6 @@
           <w:rFonts w:ascii="Consolas" w:hAnsi="Consolas"/>
           <w:b w:val="0"/>
           <w:i w:val="0"/>
-          <w:strike w:val="0"/>
           <w:color w:val="000000"/>
           <w:sz w:val="17"/>
         </w:rPr>
@@ -2019,35 +1781,15 @@
         <w:rPr>
           <w:b w:val="0"/>
           <w:i w:val="0"/>
-          <w:strike w:val="0"/>
-          <w:color w:val="000000"/>
-        </w:rPr>
-        <w:t xml:space="preserve">는 </w:t>
-      </w:r>
-      <w:r>
-        <w:rPr>
-          <w:b/>
-          <w:i w:val="0"/>
-          <w:strike w:val="0"/>
-          <w:color w:val="000000"/>
-        </w:rPr>
-        <w:t>옵셔널 체이닝</w:t>
-      </w:r>
-      <w:r>
-        <w:rPr>
-          <w:b w:val="0"/>
-          <w:i w:val="0"/>
-          <w:strike w:val="0"/>
-          <w:color w:val="000000"/>
-        </w:rPr>
-        <w:t xml:space="preserve">이라는 문법입니다. "다이얼로그가 있으면 지우고, 없으면 아무 일도 하지 말라"는 뜻입니다. 이게 없으면 다이얼로그가 안 떠 있을 때 </w:t>
+          <w:color w:val="000000"/>
+        </w:rPr>
+        <w:t xml:space="preserve">는 옵셔널 체이닝이라는 문법으로, 다이얼로그가 있으면 지우고 없으면 아무 일도 하지 말라는 뜻입니다. 이 문법을 쓰지 않으면 다이얼로그가 안 떠 있을 때 </w:t>
       </w:r>
       <w:r>
         <w:rPr>
           <w:rFonts w:ascii="Consolas" w:hAnsi="Consolas"/>
           <w:b w:val="0"/>
           <w:i w:val="0"/>
-          <w:strike w:val="0"/>
           <w:color w:val="000000"/>
           <w:sz w:val="17"/>
         </w:rPr>
@@ -2057,10 +1799,9 @@
         <w:rPr>
           <w:b w:val="0"/>
           <w:i w:val="0"/>
-          <w:strike w:val="0"/>
-          <w:color w:val="000000"/>
-        </w:rPr>
-        <w:t>를 호출하다 에러가 납니다. 짧지만 방어가 들어 있는 한 줄입니다.</w:t>
+          <w:color w:val="000000"/>
+        </w:rPr>
+        <w:t>를 호출하다 에러가 납니다. 짧은 한 줄이지만 여기에도 방어를 넣었습니다.</w:t>
       </w:r>
     </w:p>
     <w:p>
@@ -2523,75 +2264,6 @@
       </w:r>
     </w:p>
     <w:p>
-      <w:r>
-        <w:rPr>
-          <w:b w:val="0"/>
-          <w:i w:val="0"/>
-          <w:strike w:val="0"/>
-          <w:color w:val="000000"/>
-        </w:rPr>
-        <w:t xml:space="preserve">왜 이름만 필수일까요? 좌표는 검증할 필요가 없습니다. 두 입구 모두 좌표를 이미 알고 다이얼로그를 열었기 때문입니다. 폼에 위도·경도 입력칸이 아예 없다는 점을 눈치채셨나요? 사용자에게 물어볼 필요가 없는 값은 폼에 올리지 않는 것이 좋은 설계입니다. </w:t>
-      </w:r>
-      <w:r>
-        <w:rPr>
-          <w:rFonts w:ascii="Consolas" w:hAnsi="Consolas"/>
-          <w:b w:val="0"/>
-          <w:i w:val="0"/>
-          <w:strike w:val="0"/>
-          <w:color w:val="000000"/>
-          <w:sz w:val="17"/>
-        </w:rPr>
-        <w:t>lat</w:t>
-      </w:r>
-      <w:r>
-        <w:rPr>
-          <w:b w:val="0"/>
-          <w:i w:val="0"/>
-          <w:strike w:val="0"/>
-          <w:color w:val="000000"/>
-        </w:rPr>
-        <w:t xml:space="preserve">, </w:t>
-      </w:r>
-      <w:r>
-        <w:rPr>
-          <w:rFonts w:ascii="Consolas" w:hAnsi="Consolas"/>
-          <w:b w:val="0"/>
-          <w:i w:val="0"/>
-          <w:strike w:val="0"/>
-          <w:color w:val="000000"/>
-          <w:sz w:val="17"/>
-        </w:rPr>
-        <w:t>lng</w:t>
-      </w:r>
-      <w:r>
-        <w:rPr>
-          <w:b w:val="0"/>
-          <w:i w:val="0"/>
-          <w:strike w:val="0"/>
-          <w:color w:val="000000"/>
-        </w:rPr>
-        <w:t xml:space="preserve">는 </w:t>
-      </w:r>
-      <w:r>
-        <w:rPr>
-          <w:rFonts w:ascii="Consolas" w:hAnsi="Consolas"/>
-          <w:b w:val="0"/>
-          <w:i w:val="0"/>
-          <w:strike w:val="0"/>
-          <w:color w:val="000000"/>
-          <w:sz w:val="17"/>
-        </w:rPr>
-        <w:t>openAddDialog</w:t>
-      </w:r>
-      <w:r>
-        <w:rPr>
-          <w:b w:val="0"/>
-          <w:i w:val="0"/>
-          <w:strike w:val="0"/>
-          <w:color w:val="000000"/>
-        </w:rPr>
-        <w:t>가 인자로 받아 둔 값을 클로저</w:t>
-      </w:r>
       <w:hyperlink r:id="rId15">
         <w:r>
           <w:rPr>
@@ -2608,10 +2280,80 @@
         <w:rPr>
           <w:b w:val="0"/>
           <w:i w:val="0"/>
-          <w:strike w:val="0"/>
-          <w:color w:val="000000"/>
-        </w:rPr>
-        <w:t>로 기억하고 있다가 저장 시점에 그대로 씁니다. 카테고리는 select라서 어차피 넷 중 하나가 선택되어 있고, 메모는 없어도 그만인 값입니다. 결국 사용자가 망칠 수 있는 값은 이름뿐이고, 그래서 검증도 이름 하나면 충분합니다.</w:t>
+          <w:color w:val="000000"/>
+        </w:rPr>
+        <w:t xml:space="preserve">이름만 검증하는 이유를 짚어 보겠습니다. 좌표는 두 입구 모두 이미 알고 다이얼로그를 열었으니 검증할 필요가 없습니다. 폼에 위도·경도 입력칸이 아예 없다는 점도 눈여겨보세요. 사용자에게 물어볼 필요가 없는 값은 폼에서 빼 두는 편이 좋습니다. </w:t>
+      </w:r>
+      <w:r>
+        <w:rPr>
+          <w:rFonts w:ascii="Consolas" w:hAnsi="Consolas"/>
+          <w:b w:val="0"/>
+          <w:i w:val="0"/>
+          <w:color w:val="000000"/>
+          <w:sz w:val="17"/>
+        </w:rPr>
+        <w:t>lat</w:t>
+      </w:r>
+      <w:r>
+        <w:rPr>
+          <w:b w:val="0"/>
+          <w:i w:val="0"/>
+          <w:color w:val="000000"/>
+        </w:rPr>
+        <w:t xml:space="preserve">, </w:t>
+      </w:r>
+      <w:r>
+        <w:rPr>
+          <w:rFonts w:ascii="Consolas" w:hAnsi="Consolas"/>
+          <w:b w:val="0"/>
+          <w:i w:val="0"/>
+          <w:color w:val="000000"/>
+          <w:sz w:val="17"/>
+        </w:rPr>
+        <w:t>lng</w:t>
+      </w:r>
+      <w:r>
+        <w:rPr>
+          <w:b w:val="0"/>
+          <w:i w:val="0"/>
+          <w:color w:val="000000"/>
+        </w:rPr>
+        <w:t xml:space="preserve">는 </w:t>
+      </w:r>
+      <w:r>
+        <w:rPr>
+          <w:rFonts w:ascii="Consolas" w:hAnsi="Consolas"/>
+          <w:b w:val="0"/>
+          <w:i w:val="0"/>
+          <w:color w:val="000000"/>
+          <w:sz w:val="17"/>
+        </w:rPr>
+        <w:t>openAddDialog</w:t>
+      </w:r>
+      <w:r>
+        <w:rPr>
+          <w:b w:val="0"/>
+          <w:i w:val="0"/>
+          <w:color w:val="000000"/>
+        </w:rPr>
+        <w:t>가 인자로 받아 둔 값을 클로저</w:t>
+      </w:r>
+      <w:r>
+        <w:rPr>
+          <w:b w:val="0"/>
+          <w:i w:val="0"/>
+          <w:color w:val="000000"/>
+          <w:vertAlign w:val="superscript"/>
+        </w:rPr>
+        <w:t>2</w:t>
+      </w:r>
+      <w:r>
+        <w:rPr>
+          <w:b w:val="0"/>
+          <w:i w:val="0"/>
+          <w:color w:val="000000"/>
+        </w:rPr>
+        <w:t>로 기억하고 있다가 저장 시점에 그대로 씁니다. 카테고리는 select라서 어차피 넷 중 하나를 고른 상태이고, 메모는 없어도 그만인 값입니다. 결국 사용자가 망칠 수 있는 값은 이름뿐이고, 그래서 검증도 이름 하나로 끝낼 수 있습니다.</w:t>
       </w:r>
     </w:p>
     <w:p>
@@ -2634,7 +2376,6 @@
         <w:rPr>
           <w:b w:val="0"/>
           <w:i w:val="0"/>
-          <w:strike w:val="0"/>
           <w:color w:val="000000"/>
         </w:rPr>
         <w:t xml:space="preserve">검증 없이 </w:t>
@@ -2644,7 +2385,6 @@
           <w:rFonts w:ascii="Consolas" w:hAnsi="Consolas"/>
           <w:b w:val="0"/>
           <w:i w:val="0"/>
-          <w:strike w:val="0"/>
           <w:color w:val="000000"/>
           <w:sz w:val="17"/>
         </w:rPr>
@@ -2654,28 +2394,9 @@
         <w:rPr>
           <w:b w:val="0"/>
           <w:i w:val="0"/>
-          <w:strike w:val="0"/>
-          <w:color w:val="000000"/>
-        </w:rPr>
-        <w:t xml:space="preserve">부터 호출하면 어떻게 될까요? 이름이 빈 장소가 데이터에 들어가고, </w:t>
-      </w:r>
-      <w:r>
-        <w:rPr>
-          <w:b w:val="0"/>
-          <w:i w:val="0"/>
-          <w:strike w:val="0"/>
-          <w:color w:val="000000"/>
-        </w:rPr>
-        <w:t>22장</w:t>
-      </w:r>
-      <w:r>
-        <w:rPr>
-          <w:b w:val="0"/>
-          <w:i w:val="0"/>
-          <w:strike w:val="0"/>
-          <w:color w:val="000000"/>
-        </w:rPr>
-        <w:t>에서 만들 사이드바 목록에 "이름 없는 유령 장소"가 쌓이기 시작합니다. 잘못된 데이터는 들어오는 문 앞에서 막는 것이 가장 쌉니다. 일단 들어온 쓰레기 데이터를 나중에 골라내는 일은 몇 배로 고생스럽습니다.</w:t>
+          <w:color w:val="000000"/>
+        </w:rPr>
+        <w:t>부터 호출하면 어떻게 될까요? 이름이 빈 장소가 데이터에 들어가고, 22장에서 만들 사이드바 목록에 "이름 없는 유령 장소"가 하나둘 쌓일 겁니다. 잘못된 데이터는 들어오는 문 앞에서 막는 편이 가장 쌉니다. 일단 들어온 쓰레기 데이터를 나중에 골라내는 일은 몇 배로 고생스럽습니다.</w:t>
       </w:r>
     </w:p>
     <w:p>
@@ -2748,14 +2469,9 @@
       </w:pPr>
       <w:r>
         <w:rPr>
-          <w:rFonts w:ascii="Consolas" w:hAnsi="Consolas"/>
-          <w:b w:val="0"/>
-          <w:i w:val="0"/>
-          <w:strike w:val="0"/>
-          <w:color w:val="000000"/>
-          <w:sz w:val="17"/>
-        </w:rPr>
-        <w:t>// src/store.js의 add — 16.2절에서 만든 그대로 (17장에서 이 끝에 저장이 한 줄 더 붙습니다)</w:t>
+          <w:color w:val="000000"/>
+        </w:rPr>
+        <w:t>// src/store.js의 add — 20.2절에서 만든 그대로 (21장에서 이 끝에 저장이 한 줄 더 붙습니다)</w:t>
         <w:br/>
         <w:br/>
         <w:t xml:space="preserve">  add(place) {</w:t>
@@ -2794,44 +2510,15 @@
         <w:rPr>
           <w:b/>
           <w:i w:val="0"/>
-          <w:strike w:val="0"/>
-          <w:color w:val="000000"/>
-        </w:rPr>
-        <w:t>id는 왜 필요한가</w:t>
-      </w:r>
-      <w:r>
-        <w:rPr>
-          <w:b w:val="0"/>
-          <w:i w:val="0"/>
-          <w:strike w:val="0"/>
-          <w:color w:val="000000"/>
-        </w:rPr>
-        <w:t xml:space="preserve"> — </w:t>
-      </w:r>
-      <w:r>
-        <w:rPr>
-          <w:b w:val="0"/>
-          <w:i w:val="0"/>
-          <w:strike w:val="0"/>
-          <w:color w:val="000000"/>
-        </w:rPr>
-        <w:t>16장</w:t>
-      </w:r>
-      <w:r>
-        <w:rPr>
-          <w:b w:val="0"/>
-          <w:i w:val="0"/>
-          <w:strike w:val="0"/>
-          <w:color w:val="000000"/>
-        </w:rPr>
-        <w:t xml:space="preserve">에서 설계한 장소 스키마의 첫 필드가 </w:t>
+          <w:color w:val="000000"/>
+        </w:rPr>
+        <w:t xml:space="preserve">id는 왜 필요한가. 16장에서 설계한 장소 스키마의 첫 필드가 </w:t>
       </w:r>
       <w:r>
         <w:rPr>
           <w:rFonts w:ascii="Consolas" w:hAnsi="Consolas"/>
-          <w:b w:val="0"/>
-          <w:i w:val="0"/>
-          <w:strike w:val="0"/>
+          <w:b/>
+          <w:i w:val="0"/>
           <w:color w:val="000000"/>
           <w:sz w:val="17"/>
         </w:rPr>
@@ -2839,30 +2526,11 @@
       </w:r>
       <w:r>
         <w:rPr>
-          <w:b w:val="0"/>
-          <w:i w:val="0"/>
-          <w:strike w:val="0"/>
-          <w:color w:val="000000"/>
-        </w:rPr>
-        <w:t xml:space="preserve">였습니다. 이름은 겹칠 수 있습니다. "스타벅스"를 두 개 저장하는 순간, 이름으로는 둘을 구별할 수 없죠. </w:t>
-      </w:r>
-      <w:r>
-        <w:rPr>
-          <w:b w:val="0"/>
-          <w:i w:val="0"/>
-          <w:strike w:val="0"/>
-          <w:color w:val="000000"/>
-        </w:rPr>
-        <w:t>23장</w:t>
-      </w:r>
-      <w:r>
-        <w:rPr>
-          <w:b w:val="0"/>
-          <w:i w:val="0"/>
-          <w:strike w:val="0"/>
-          <w:color w:val="000000"/>
-        </w:rPr>
-        <w:t>에서 장소를 수정·삭제하려면 "정확히 이 장소"를 가리킬 주민등록번호가 필요하고, 그것이 id입니다.</w:t>
+          <w:b/>
+          <w:i w:val="0"/>
+          <w:color w:val="000000"/>
+        </w:rPr>
+        <w:t>였습니다. 이름은 겹칠 수 있습니다. "스타벅스"를 두 개 저장하는 순간, 이름으로는 둘을 구별할 수 없습니다. 23장에서 장소를 수정·삭제하려면 정확히 이 장소를 가리킬 번호가 필요한데, 그 번호가 id입니다.</w:t>
       </w:r>
     </w:p>
     <w:p>
@@ -2871,7 +2539,6 @@
           <w:rFonts w:ascii="Consolas" w:hAnsi="Consolas"/>
           <w:b w:val="0"/>
           <w:i w:val="0"/>
-          <w:strike w:val="0"/>
           <w:color w:val="000000"/>
           <w:sz w:val="17"/>
         </w:rPr>
@@ -2881,17 +2548,15 @@
         <w:rPr>
           <w:b w:val="0"/>
           <w:i w:val="0"/>
-          <w:strike w:val="0"/>
-          <w:color w:val="000000"/>
-        </w:rPr>
-        <w:t xml:space="preserve"> — 그 id를 만드는 재치 있는 한 줄입니다. </w:t>
+          <w:color w:val="000000"/>
+        </w:rPr>
+        <w:t xml:space="preserve">. 그 id를 만드는 한 줄입니다. </w:t>
       </w:r>
       <w:r>
         <w:rPr>
           <w:rFonts w:ascii="Consolas" w:hAnsi="Consolas"/>
           <w:b w:val="0"/>
           <w:i w:val="0"/>
-          <w:strike w:val="0"/>
           <w:color w:val="000000"/>
           <w:sz w:val="17"/>
         </w:rPr>
@@ -2901,7 +2566,6 @@
         <w:rPr>
           <w:b w:val="0"/>
           <w:i w:val="0"/>
-          <w:strike w:val="0"/>
           <w:color w:val="000000"/>
         </w:rPr>
         <w:t xml:space="preserve">는 1970년 1월 1일부터 지금까지 흐른 시간을 밀리초로 셉니다. </w:t>
@@ -2911,7 +2575,6 @@
           <w:rFonts w:ascii="Consolas" w:hAnsi="Consolas"/>
           <w:b w:val="0"/>
           <w:i w:val="0"/>
-          <w:strike w:val="0"/>
           <w:color w:val="000000"/>
           <w:sz w:val="17"/>
         </w:rPr>
@@ -2921,17 +2584,15 @@
         <w:rPr>
           <w:b w:val="0"/>
           <w:i w:val="0"/>
-          <w:strike w:val="0"/>
-          <w:color w:val="000000"/>
-        </w:rPr>
-        <w:t xml:space="preserve">처럼 13자리 숫자죠. 밀리초는 1초의 천분의 일이니, 사람이 손으로 장소를 추가하는 한 같은 값이 두 번 나올 일은 사실상 없습니다. 시간 자체가 겹치지 않는 번호표 노릇을 합니다. 뒤의 </w:t>
+          <w:color w:val="000000"/>
+        </w:rPr>
+        <w:t xml:space="preserve">처럼 13자리 숫자가 나옵니다. 밀리초는 1초의 천분의 일이니, 사람이 손으로 장소를 추가하는 한 같은 값이 두 번 나올 일은 사실상 없습니다. 시간 값 자체를 서로 겹치지 않는 번호로 쓸 수 있습니다. 뒤의 </w:t>
       </w:r>
       <w:r>
         <w:rPr>
           <w:rFonts w:ascii="Consolas" w:hAnsi="Consolas"/>
           <w:b w:val="0"/>
           <w:i w:val="0"/>
-          <w:strike w:val="0"/>
           <w:color w:val="000000"/>
           <w:sz w:val="17"/>
         </w:rPr>
@@ -2941,35 +2602,15 @@
         <w:rPr>
           <w:b w:val="0"/>
           <w:i w:val="0"/>
-          <w:strike w:val="0"/>
-          <w:color w:val="000000"/>
-        </w:rPr>
-        <w:t xml:space="preserve">은 이 숫자를 </w:t>
-      </w:r>
-      <w:r>
-        <w:rPr>
-          <w:b/>
-          <w:i w:val="0"/>
-          <w:strike w:val="0"/>
-          <w:color w:val="000000"/>
-        </w:rPr>
-        <w:t>36진수</w:t>
-      </w:r>
-      <w:r>
-        <w:rPr>
-          <w:b w:val="0"/>
-          <w:i w:val="0"/>
-          <w:strike w:val="0"/>
-          <w:color w:val="000000"/>
-        </w:rPr>
-        <w:t xml:space="preserve"> 문자열로 바꿉니다. 36진수는 숫자 10개(0–9)에 알파벳 26개(a–z)까지 동원해 한 자리를 표현하는 방식이라, 13자리 숫자가 </w:t>
+          <w:color w:val="000000"/>
+        </w:rPr>
+        <w:t xml:space="preserve">은 이 숫자를 36진수 문자열로 바꿉니다. 36진수는 숫자 0부터 9까지 열 개에 알파벳 a부터 z까지 스물여섯 개를 더해 한 자리를 표현합니다. 그래서 13자리 숫자가 </w:t>
       </w:r>
       <w:r>
         <w:rPr>
           <w:rFonts w:ascii="Consolas" w:hAnsi="Consolas"/>
           <w:b w:val="0"/>
           <w:i w:val="0"/>
-          <w:strike w:val="0"/>
           <w:color w:val="000000"/>
           <w:sz w:val="17"/>
         </w:rPr>
@@ -2979,17 +2620,15 @@
         <w:rPr>
           <w:b w:val="0"/>
           <w:i w:val="0"/>
-          <w:strike w:val="0"/>
-          <w:color w:val="000000"/>
-        </w:rPr>
-        <w:t xml:space="preserve"> 같은 8자리 문자열로 압축됩니다. 앞에 </w:t>
+          <w:color w:val="000000"/>
+        </w:rPr>
+        <w:t xml:space="preserve"> 같은 8자리 문자열로 줄어듭니다. 앞에 place의 첫 글자인 </w:t>
       </w:r>
       <w:r>
         <w:rPr>
           <w:rFonts w:ascii="Consolas" w:hAnsi="Consolas"/>
           <w:b w:val="0"/>
           <w:i w:val="0"/>
-          <w:strike w:val="0"/>
           <w:color w:val="000000"/>
           <w:sz w:val="17"/>
         </w:rPr>
@@ -2999,17 +2638,15 @@
         <w:rPr>
           <w:b w:val="0"/>
           <w:i w:val="0"/>
-          <w:strike w:val="0"/>
-          <w:color w:val="000000"/>
-        </w:rPr>
-        <w:t xml:space="preserve">(place의 p)를 붙이면 </w:t>
+          <w:color w:val="000000"/>
+        </w:rPr>
+        <w:t xml:space="preserve">를 붙이면 </w:t>
       </w:r>
       <w:r>
         <w:rPr>
           <w:rFonts w:ascii="Consolas" w:hAnsi="Consolas"/>
           <w:b w:val="0"/>
           <w:i w:val="0"/>
-          <w:strike w:val="0"/>
           <w:color w:val="000000"/>
           <w:sz w:val="17"/>
         </w:rPr>
@@ -3019,17 +2656,15 @@
         <w:rPr>
           <w:b w:val="0"/>
           <w:i w:val="0"/>
-          <w:strike w:val="0"/>
-          <w:color w:val="000000"/>
-        </w:rPr>
-        <w:t xml:space="preserve"> 같은 형태의 최종 id가 됩니다. 콘솔에서 </w:t>
+          <w:color w:val="000000"/>
+        </w:rPr>
+        <w:t xml:space="preserve"> 같은 최종 id를 얻을 수 있습니다. 콘솔에서 </w:t>
       </w:r>
       <w:r>
         <w:rPr>
           <w:rFonts w:ascii="Consolas" w:hAnsi="Consolas"/>
           <w:b w:val="0"/>
           <w:i w:val="0"/>
-          <w:strike w:val="0"/>
           <w:color w:val="000000"/>
           <w:sz w:val="17"/>
         </w:rPr>
@@ -3039,10 +2674,9 @@
         <w:rPr>
           <w:b w:val="0"/>
           <w:i w:val="0"/>
-          <w:strike w:val="0"/>
-          <w:color w:val="000000"/>
-        </w:rPr>
-        <w:t>을 직접 실행해 보세요. 실행할 때마다 다른 값이 나오는 것을 눈으로 확인할 수 있습니다.</w:t>
+          <w:color w:val="000000"/>
+        </w:rPr>
+        <w:t>을 직접 실행해 보세요. 실행할 때마다 값이 달라지는 것을 확인할 수 있습니다.</w:t>
       </w:r>
     </w:p>
     <w:p>
@@ -3051,7 +2685,6 @@
           <w:rFonts w:ascii="Consolas" w:hAnsi="Consolas"/>
           <w:b w:val="0"/>
           <w:i w:val="0"/>
-          <w:strike w:val="0"/>
           <w:color w:val="000000"/>
           <w:sz w:val="17"/>
         </w:rPr>
@@ -3061,17 +2694,15 @@
         <w:rPr>
           <w:b w:val="0"/>
           <w:i w:val="0"/>
-          <w:strike w:val="0"/>
-          <w:color w:val="000000"/>
-        </w:rPr>
-        <w:t xml:space="preserve"> — 점 세 개(</w:t>
+          <w:color w:val="000000"/>
+        </w:rPr>
+        <w:t>. 점 세 개(</w:t>
       </w:r>
       <w:r>
         <w:rPr>
           <w:rFonts w:ascii="Consolas" w:hAnsi="Consolas"/>
           <w:b w:val="0"/>
           <w:i w:val="0"/>
-          <w:strike w:val="0"/>
           <w:color w:val="000000"/>
           <w:sz w:val="17"/>
         </w:rPr>
@@ -3081,35 +2712,15 @@
         <w:rPr>
           <w:b w:val="0"/>
           <w:i w:val="0"/>
-          <w:strike w:val="0"/>
-          <w:color w:val="000000"/>
-        </w:rPr>
-        <w:t xml:space="preserve">)는 </w:t>
-      </w:r>
-      <w:r>
-        <w:rPr>
-          <w:b/>
-          <w:i w:val="0"/>
-          <w:strike w:val="0"/>
-          <w:color w:val="000000"/>
-        </w:rPr>
-        <w:t>스프레드 문법</w:t>
-      </w:r>
-      <w:r>
-        <w:rPr>
-          <w:b w:val="0"/>
-          <w:i w:val="0"/>
-          <w:strike w:val="0"/>
-          <w:color w:val="000000"/>
-        </w:rPr>
-        <w:t xml:space="preserve">으로, </w:t>
+          <w:color w:val="000000"/>
+        </w:rPr>
+        <w:t xml:space="preserve">)는 스프레드 문법으로, </w:t>
       </w:r>
       <w:r>
         <w:rPr>
           <w:rFonts w:ascii="Consolas" w:hAnsi="Consolas"/>
           <w:b w:val="0"/>
           <w:i w:val="0"/>
-          <w:strike w:val="0"/>
           <w:color w:val="000000"/>
           <w:sz w:val="17"/>
         </w:rPr>
@@ -3119,17 +2730,15 @@
         <w:rPr>
           <w:b w:val="0"/>
           <w:i w:val="0"/>
-          <w:strike w:val="0"/>
-          <w:color w:val="000000"/>
-        </w:rPr>
-        <w:t xml:space="preserve"> 객체의 필드를 그 자리에 쏟아 붓습니다. 순서가 절묘합니다. 기본값(</w:t>
+          <w:color w:val="000000"/>
+        </w:rPr>
+        <w:t xml:space="preserve"> 객체의 필드를 그 자리에 쏟아 붓습니다. 순서를 눈여겨보세요. </w:t>
       </w:r>
       <w:r>
         <w:rPr>
           <w:rFonts w:ascii="Consolas" w:hAnsi="Consolas"/>
           <w:b w:val="0"/>
           <w:i w:val="0"/>
-          <w:strike w:val="0"/>
           <w:color w:val="000000"/>
           <w:sz w:val="17"/>
         </w:rPr>
@@ -3139,17 +2748,15 @@
         <w:rPr>
           <w:b w:val="0"/>
           <w:i w:val="0"/>
-          <w:strike w:val="0"/>
-          <w:color w:val="000000"/>
-        </w:rPr>
-        <w:t xml:space="preserve">)을 먼저 깔고 </w:t>
+          <w:color w:val="000000"/>
+        </w:rPr>
+        <w:t xml:space="preserve">이라는 기본값을 먼저 깔고 </w:t>
       </w:r>
       <w:r>
         <w:rPr>
           <w:rFonts w:ascii="Consolas" w:hAnsi="Consolas"/>
           <w:b w:val="0"/>
           <w:i w:val="0"/>
-          <w:strike w:val="0"/>
           <w:color w:val="000000"/>
           <w:sz w:val="17"/>
         </w:rPr>
@@ -3159,46 +2766,9 @@
         <w:rPr>
           <w:b w:val="0"/>
           <w:i w:val="0"/>
-          <w:strike w:val="0"/>
-          <w:color w:val="000000"/>
-        </w:rPr>
-        <w:t xml:space="preserve">를 나중에 쏟기 때문에, 폼에서 메모를 입력했다면 그 값이 기본값을 덮어쓰고, 입력하지 않은 필드는 기본값이 살아남습니다. 별점은 폼에 아예 없으니 항상 0으로 시작합니다(별점 매기기는 </w:t>
-      </w:r>
-      <w:r>
-        <w:rPr>
-          <w:b w:val="0"/>
-          <w:i w:val="0"/>
-          <w:strike w:val="0"/>
-          <w:color w:val="000000"/>
-        </w:rPr>
-        <w:t>23장</w:t>
-      </w:r>
-      <w:r>
-        <w:rPr>
-          <w:b w:val="0"/>
-          <w:i w:val="0"/>
-          <w:strike w:val="0"/>
-          <w:color w:val="000000"/>
-        </w:rPr>
-        <w:t xml:space="preserve"> 상세 패널의 몫입니다). 어느 입구로 들어왔든, 이 한 줄을 통과하면 모든 장소가 </w:t>
-      </w:r>
-      <w:r>
-        <w:rPr>
-          <w:b w:val="0"/>
-          <w:i w:val="0"/>
-          <w:strike w:val="0"/>
-          <w:color w:val="000000"/>
-        </w:rPr>
-        <w:t>16장</w:t>
-      </w:r>
-      <w:r>
-        <w:rPr>
-          <w:b w:val="0"/>
-          <w:i w:val="0"/>
-          <w:strike w:val="0"/>
-          <w:color w:val="000000"/>
-        </w:rPr>
-        <w:t xml:space="preserve"> 스키마를 온전히 갖춘 모습이 됩니다.</w:t>
+          <w:color w:val="000000"/>
+        </w:rPr>
+        <w:t>를 나중에 쏟습니다. 그래서 폼에서 메모를 입력했다면 그 값이 기본값을 덮어쓰고, 입력하지 않은 필드에는 기본값이 그대로 들어갑니다. 별점은 폼에 아예 없으니 항상 0으로 시작합니다. 별점 매기기는 23장 상세 패널에서 만들겠습니다. 어느 입구로 들어왔든 이 한 줄을 통과하면 모든 장소가 16장 스키마를 온전히 갖춥니다.</w:t>
       </w:r>
     </w:p>
     <w:p>
@@ -3207,7 +2777,6 @@
           <w:rFonts w:ascii="Consolas" w:hAnsi="Consolas"/>
           <w:b/>
           <w:i w:val="0"/>
-          <w:strike w:val="0"/>
           <w:color w:val="000000"/>
           <w:sz w:val="17"/>
         </w:rPr>
@@ -3217,26 +2786,15 @@
         <w:rPr>
           <w:b/>
           <w:i w:val="0"/>
-          <w:strike w:val="0"/>
-          <w:color w:val="000000"/>
-        </w:rPr>
-        <w:t xml:space="preserve"> — 지도에게 소식을 전하는 다리</w:t>
-      </w:r>
-      <w:r>
-        <w:rPr>
-          <w:b w:val="0"/>
-          <w:i w:val="0"/>
-          <w:strike w:val="0"/>
-          <w:color w:val="000000"/>
-        </w:rPr>
-        <w:t xml:space="preserve"> — 여기가 이번 절의 마지막 퍼즐입니다. </w:t>
+          <w:color w:val="000000"/>
+        </w:rPr>
+        <w:t xml:space="preserve">. 지도에 변경 사실을 알리는 부분이고, 이번 절에서 마지막으로 볼 코드입니다. </w:t>
       </w:r>
       <w:r>
         <w:rPr>
           <w:rFonts w:ascii="Consolas" w:hAnsi="Consolas"/>
-          <w:b w:val="0"/>
-          <w:i w:val="0"/>
-          <w:strike w:val="0"/>
+          <w:b/>
+          <w:i w:val="0"/>
           <w:color w:val="000000"/>
           <w:sz w:val="17"/>
         </w:rPr>
@@ -3244,37 +2802,17 @@
       </w:r>
       <w:r>
         <w:rPr>
-          <w:b w:val="0"/>
-          <w:i w:val="0"/>
-          <w:strike w:val="0"/>
-          <w:color w:val="000000"/>
-        </w:rPr>
-        <w:t xml:space="preserve">는 배열에 장소를 넣을 뿐, 화면은 스스로 갱신되지 않습니다. </w:t>
-      </w:r>
-      <w:r>
-        <w:rPr>
-          <w:b w:val="0"/>
-          <w:i w:val="0"/>
-          <w:strike w:val="0"/>
-          <w:color w:val="000000"/>
-        </w:rPr>
-        <w:t>18장</w:t>
-      </w:r>
-      <w:r>
-        <w:rPr>
-          <w:b w:val="0"/>
-          <w:i w:val="0"/>
-          <w:strike w:val="0"/>
-          <w:color w:val="000000"/>
-        </w:rPr>
-        <w:t>에서 세운 단방향 원칙을 떠올려 보세요. 상태를 바꿨으면(</w:t>
+          <w:b/>
+          <w:i w:val="0"/>
+          <w:color w:val="000000"/>
+        </w:rPr>
+        <w:t xml:space="preserve">는 배열에 장소를 넣을 뿐, 화면까지 저절로 바뀌는 것은 아닙니다. 18장에서 세운 단방향 원칙을 떠올려 보세요. </w:t>
       </w:r>
       <w:r>
         <w:rPr>
           <w:rFonts w:ascii="Consolas" w:hAnsi="Consolas"/>
-          <w:b w:val="0"/>
-          <w:i w:val="0"/>
-          <w:strike w:val="0"/>
+          <w:b/>
+          <w:i w:val="0"/>
           <w:color w:val="000000"/>
           <w:sz w:val="17"/>
         </w:rPr>
@@ -3282,19 +2820,17 @@
       </w:r>
       <w:r>
         <w:rPr>
-          <w:b w:val="0"/>
-          <w:i w:val="0"/>
-          <w:strike w:val="0"/>
-          <w:color w:val="000000"/>
-        </w:rPr>
-        <w:t>) 화면을 다시 그려야(</w:t>
+          <w:b/>
+          <w:i w:val="0"/>
+          <w:color w:val="000000"/>
+        </w:rPr>
+        <w:t xml:space="preserve">로 상태를 바꿨으면 </w:t>
       </w:r>
       <w:r>
         <w:rPr>
           <w:rFonts w:ascii="Consolas" w:hAnsi="Consolas"/>
-          <w:b w:val="0"/>
-          <w:i w:val="0"/>
-          <w:strike w:val="0"/>
+          <w:b/>
+          <w:i w:val="0"/>
           <w:color w:val="000000"/>
           <w:sz w:val="17"/>
         </w:rPr>
@@ -3302,19 +2838,17 @@
       </w:r>
       <w:r>
         <w:rPr>
-          <w:b w:val="0"/>
-          <w:i w:val="0"/>
-          <w:strike w:val="0"/>
-          <w:color w:val="000000"/>
-        </w:rPr>
-        <w:t xml:space="preserve">) 마커가 나타납니다. 그런데 </w:t>
+          <w:b/>
+          <w:i w:val="0"/>
+          <w:color w:val="000000"/>
+        </w:rPr>
+        <w:t xml:space="preserve">로 화면을 다시 그려야 마커가 나타납니다. 그런데 </w:t>
       </w:r>
       <w:r>
         <w:rPr>
           <w:rFonts w:ascii="Consolas" w:hAnsi="Consolas"/>
-          <w:b w:val="0"/>
-          <w:i w:val="0"/>
-          <w:strike w:val="0"/>
+          <w:b/>
+          <w:i w:val="0"/>
           <w:color w:val="000000"/>
           <w:sz w:val="17"/>
         </w:rPr>
@@ -3322,9 +2856,8 @@
       </w:r>
       <w:r>
         <w:rPr>
-          <w:b w:val="0"/>
-          <w:i w:val="0"/>
-          <w:strike w:val="0"/>
+          <w:b/>
+          <w:i w:val="0"/>
           <w:color w:val="000000"/>
         </w:rPr>
         <w:t xml:space="preserve">는 </w:t>
@@ -3332,9 +2865,8 @@
       <w:r>
         <w:rPr>
           <w:rFonts w:ascii="Consolas" w:hAnsi="Consolas"/>
-          <w:b w:val="0"/>
-          <w:i w:val="0"/>
-          <w:strike w:val="0"/>
+          <w:b/>
+          <w:i w:val="0"/>
           <w:color w:val="000000"/>
           <w:sz w:val="17"/>
         </w:rPr>
@@ -3342,19 +2874,17 @@
       </w:r>
       <w:r>
         <w:rPr>
-          <w:b w:val="0"/>
-          <w:i w:val="0"/>
-          <w:strike w:val="0"/>
-          <w:color w:val="000000"/>
-        </w:rPr>
-        <w:t xml:space="preserve">에 사는 함수고, 이 코드는 </w:t>
+          <w:b/>
+          <w:i w:val="0"/>
+          <w:color w:val="000000"/>
+        </w:rPr>
+        <w:t xml:space="preserve">에 있는 함수고, 이 코드는 </w:t>
       </w:r>
       <w:r>
         <w:rPr>
           <w:rFonts w:ascii="Consolas" w:hAnsi="Consolas"/>
-          <w:b w:val="0"/>
-          <w:i w:val="0"/>
-          <w:strike w:val="0"/>
+          <w:b/>
+          <w:i w:val="0"/>
           <w:color w:val="000000"/>
           <w:sz w:val="17"/>
         </w:rPr>
@@ -3362,37 +2892,17 @@
       </w:r>
       <w:r>
         <w:rPr>
-          <w:b w:val="0"/>
-          <w:i w:val="0"/>
-          <w:strike w:val="0"/>
-          <w:color w:val="000000"/>
-        </w:rPr>
-        <w:t xml:space="preserve">에 있죠. 그래서 </w:t>
-      </w:r>
-      <w:r>
-        <w:rPr>
-          <w:b w:val="0"/>
-          <w:i w:val="0"/>
-          <w:strike w:val="0"/>
-          <w:color w:val="000000"/>
-        </w:rPr>
-        <w:t>18장</w:t>
-      </w:r>
-      <w:r>
-        <w:rPr>
-          <w:b w:val="0"/>
-          <w:i w:val="0"/>
-          <w:strike w:val="0"/>
-          <w:color w:val="000000"/>
-        </w:rPr>
-        <w:t xml:space="preserve">의 </w:t>
+          <w:b/>
+          <w:i w:val="0"/>
+          <w:color w:val="000000"/>
+        </w:rPr>
+        <w:t xml:space="preserve">에 있습니다. 그래서 18장의 </w:t>
       </w:r>
       <w:r>
         <w:rPr>
           <w:rFonts w:ascii="Consolas" w:hAnsi="Consolas"/>
-          <w:b w:val="0"/>
-          <w:i w:val="0"/>
-          <w:strike w:val="0"/>
+          <w:b/>
+          <w:i w:val="0"/>
           <w:color w:val="000000"/>
           <w:sz w:val="17"/>
         </w:rPr>
@@ -3400,19 +2910,17 @@
       </w:r>
       <w:r>
         <w:rPr>
-          <w:b w:val="0"/>
-          <w:i w:val="0"/>
-          <w:strike w:val="0"/>
-          <w:color w:val="000000"/>
-        </w:rPr>
-        <w:t xml:space="preserve">와 똑같은 콜백 방식으로 다리를 놓습니다. </w:t>
+          <w:b/>
+          <w:i w:val="0"/>
+          <w:color w:val="000000"/>
+        </w:rPr>
+        <w:t xml:space="preserve">와 똑같은 콜백 방식으로 다리를 놓겠습니다. </w:t>
       </w:r>
       <w:r>
         <w:rPr>
           <w:rFonts w:ascii="Consolas" w:hAnsi="Consolas"/>
-          <w:b w:val="0"/>
-          <w:i w:val="0"/>
-          <w:strike w:val="0"/>
+          <w:b/>
+          <w:i w:val="0"/>
           <w:color w:val="000000"/>
           <w:sz w:val="17"/>
         </w:rPr>
@@ -3420,19 +2928,17 @@
       </w:r>
       <w:r>
         <w:rPr>
-          <w:b w:val="0"/>
-          <w:i w:val="0"/>
-          <w:strike w:val="0"/>
-          <w:color w:val="000000"/>
-        </w:rPr>
-        <w:t xml:space="preserve"> 위쪽에 콜백 보관 변수를 두고, </w:t>
+          <w:b/>
+          <w:i w:val="0"/>
+          <w:color w:val="000000"/>
+        </w:rPr>
+        <w:t xml:space="preserve"> 위쪽에 콜백을 보관할 변수를 두고, </w:t>
       </w:r>
       <w:r>
         <w:rPr>
           <w:rFonts w:ascii="Consolas" w:hAnsi="Consolas"/>
-          <w:b w:val="0"/>
-          <w:i w:val="0"/>
-          <w:strike w:val="0"/>
+          <w:b/>
+          <w:i w:val="0"/>
           <w:color w:val="000000"/>
           <w:sz w:val="17"/>
         </w:rPr>
@@ -3440,9 +2946,8 @@
       </w:r>
       <w:r>
         <w:rPr>
-          <w:b w:val="0"/>
-          <w:i w:val="0"/>
-          <w:strike w:val="0"/>
+          <w:b/>
+          <w:i w:val="0"/>
           <w:color w:val="000000"/>
         </w:rPr>
         <w:t>가 받아 둡니다.</w:t>
@@ -3454,14 +2959,9 @@
       </w:pPr>
       <w:r>
         <w:rPr>
-          <w:rFonts w:ascii="Consolas" w:hAnsi="Consolas"/>
-          <w:b w:val="0"/>
-          <w:i w:val="0"/>
-          <w:strike w:val="0"/>
-          <w:color w:val="000000"/>
-          <w:sz w:val="17"/>
-        </w:rPr>
-        <w:t>// src/search.js — 이 장 시점의 다리 (18장에서 구독 패턴으로 승격되며 걷어냅니다)</w:t>
+          <w:color w:val="000000"/>
+        </w:rPr>
+        <w:t>// src/search.js — 이 장 시점의 다리 (22장에서 구독 패턴으로 승격되며 걷어냅니다)</w:t>
         <w:br/>
         <w:br/>
         <w:t>let notifyChange = () =&gt; {};   // 장소 데이터가 바뀌면 호출할 함수 (main.js가 넣어줌)</w:t>
@@ -3489,7 +2989,6 @@
           <w:rFonts w:ascii="Consolas" w:hAnsi="Consolas"/>
           <w:b w:val="0"/>
           <w:i w:val="0"/>
-          <w:strike w:val="0"/>
           <w:color w:val="000000"/>
           <w:sz w:val="17"/>
         </w:rPr>
@@ -3499,7 +2998,6 @@
         <w:rPr>
           <w:b w:val="0"/>
           <w:i w:val="0"/>
-          <w:strike w:val="0"/>
           <w:color w:val="000000"/>
         </w:rPr>
         <w:t xml:space="preserve"> 쪽은 호출부에 인자 하나가 늘었을 뿐입니다.</w:t>
@@ -3531,17 +3029,15 @@
         <w:rPr>
           <w:b w:val="0"/>
           <w:i w:val="0"/>
-          <w:strike w:val="0"/>
-          <w:color w:val="000000"/>
-        </w:rPr>
-        <w:t xml:space="preserve">이 다리가 놓인 다음부터 "추가 버튼을 누르면 마커가 즉시 찍힌다"가 성립합니다. </w:t>
+          <w:color w:val="000000"/>
+        </w:rPr>
+        <w:t xml:space="preserve">이 연결을 만든 뒤부터는 추가 버튼을 누르면 마커가 곧바로 찍힙니다. </w:t>
       </w:r>
       <w:r>
         <w:rPr>
           <w:rFonts w:ascii="Consolas" w:hAnsi="Consolas"/>
           <w:b w:val="0"/>
           <w:i w:val="0"/>
-          <w:strike w:val="0"/>
           <w:color w:val="000000"/>
           <w:sz w:val="17"/>
         </w:rPr>
@@ -3551,28 +3047,9 @@
         <w:rPr>
           <w:b w:val="0"/>
           <w:i w:val="0"/>
-          <w:strike w:val="0"/>
-          <w:color w:val="000000"/>
-        </w:rPr>
-        <w:t xml:space="preserve">만으로는 배열에만 쌓일 뿐 지도는 옛 그림 그대로거든요. 그리고 솔직히 말하면 이 다리는 임시 가설교입니다. 데이터가 바뀌는 곳이 늘어날 때마다 다리도 하나씩 더 놓아야 한다면 금방 번거로워지겠죠. </w:t>
-      </w:r>
-      <w:r>
-        <w:rPr>
-          <w:b w:val="0"/>
-          <w:i w:val="0"/>
-          <w:strike w:val="0"/>
-          <w:color w:val="000000"/>
-        </w:rPr>
-        <w:t>22장</w:t>
-      </w:r>
-      <w:r>
-        <w:rPr>
-          <w:b w:val="0"/>
-          <w:i w:val="0"/>
-          <w:strike w:val="0"/>
-          <w:color w:val="000000"/>
-        </w:rPr>
-        <w:t>에서 "데이터가 바뀌면 화면이 알아서 따라오는" 구독 패턴으로 이 다리를 우아하게 대체합니다. 그때까지는 이 명시적인 한 줄이 단방향 흐름을 눈에 보이게 해 주는 좋은 교재입니다.</w:t>
+          <w:color w:val="000000"/>
+        </w:rPr>
+        <w:t>만 호출하면 배열에만 쌓이고 지도는 이전 상태 그대로이기 때문입니다. 다만 이 연결 방식은 잠시만 씁니다. 데이터가 바뀌는 곳이 늘어날 때마다 이런 연결을 하나씩 더 만들어야 하기 때문입니다. 22장에서는 데이터가 바뀌면 화면이 저절로 갱신되는 구독 패턴으로 이 부분을 바꾸겠습니다. 그전까지는 이 한 줄만 봐도 데이터가 어느 방향으로 흐르는지 알 수 있습니다.</w:t>
       </w:r>
     </w:p>
     <w:p>
@@ -3703,17 +3180,15 @@
         <w:rPr>
           <w:b w:val="0"/>
           <w:i w:val="0"/>
-          <w:strike w:val="0"/>
-          <w:color w:val="000000"/>
-        </w:rPr>
-        <w:t xml:space="preserve">여기서도 제약 조건이 핵심입니다. "＋ 클릭이 지도 이동까지 일으키면 안 돼" — 이 한 문장을 빼먹으면 높은 확률로 버그 있는 코드를 받게 됩니다. 왜 그런지는 코드를 보면서 설명하겠습니다. Claude Code가 고친 </w:t>
+          <w:color w:val="000000"/>
+        </w:rPr>
+        <w:t xml:space="preserve">여기서도 제약 조건이 중요합니다. "＋ 클릭이 지도 이동까지 일으키면 안 돼"라는 한 문장을 빼먹으면 높은 확률로 버그 있는 코드를 받을 겁니다. 왜 그런지는 코드를 보면서 설명하겠습니다. Claude Code가 고친 </w:t>
       </w:r>
       <w:r>
         <w:rPr>
           <w:rFonts w:ascii="Consolas" w:hAnsi="Consolas"/>
           <w:b w:val="0"/>
           <w:i w:val="0"/>
-          <w:strike w:val="0"/>
           <w:color w:val="000000"/>
           <w:sz w:val="17"/>
         </w:rPr>
@@ -3723,7 +3198,6 @@
         <w:rPr>
           <w:b w:val="0"/>
           <w:i w:val="0"/>
-          <w:strike w:val="0"/>
           <w:color w:val="000000"/>
         </w:rPr>
         <w:t>입니다.</w:t>
@@ -3844,26 +3318,15 @@
         <w:rPr>
           <w:b w:val="0"/>
           <w:i w:val="0"/>
-          <w:strike w:val="0"/>
-          <w:color w:val="000000"/>
-        </w:rPr>
-        <w:t>19장</w:t>
-      </w:r>
-      <w:r>
-        <w:rPr>
-          <w:b w:val="0"/>
-          <w:i w:val="0"/>
-          <w:strike w:val="0"/>
-          <w:color w:val="000000"/>
-        </w:rPr>
-        <w:t xml:space="preserve"> 코드와 달라진 곳을 짚어 봅시다. </w:t>
+          <w:color w:val="000000"/>
+        </w:rPr>
+        <w:t xml:space="preserve">19장 코드와 달라진 곳을 짚어 봅시다. </w:t>
       </w:r>
       <w:r>
         <w:rPr>
           <w:rFonts w:ascii="Consolas" w:hAnsi="Consolas"/>
           <w:b w:val="0"/>
           <w:i w:val="0"/>
-          <w:strike w:val="0"/>
           <w:color w:val="000000"/>
           <w:sz w:val="17"/>
         </w:rPr>
@@ -3873,7 +3336,6 @@
         <w:rPr>
           <w:b w:val="0"/>
           <w:i w:val="0"/>
-          <w:strike w:val="0"/>
           <w:color w:val="000000"/>
         </w:rPr>
         <w:t xml:space="preserve"> 안에 </w:t>
@@ -3883,7 +3345,6 @@
           <w:rFonts w:ascii="Consolas" w:hAnsi="Consolas"/>
           <w:b w:val="0"/>
           <w:i w:val="0"/>
-          <w:strike w:val="0"/>
           <w:color w:val="000000"/>
           <w:sz w:val="17"/>
         </w:rPr>
@@ -3893,85 +3354,60 @@
         <w:rPr>
           <w:b w:val="0"/>
           <w:i w:val="0"/>
-          <w:strike w:val="0"/>
-          <w:color w:val="000000"/>
-        </w:rPr>
-        <w:t xml:space="preserve"> 버튼이 추가된 것은 예상대로인데, 그보다 조용하지만 중요한 변화가 하나 더 있습니다. </w:t>
-      </w:r>
-      <w:r>
-        <w:rPr>
-          <w:b w:val="0"/>
-          <w:i w:val="0"/>
-          <w:strike w:val="0"/>
-          <w:color w:val="000000"/>
-        </w:rPr>
-        <w:t>19장</w:t>
-      </w:r>
-      <w:r>
-        <w:rPr>
-          <w:b w:val="0"/>
-          <w:i w:val="0"/>
-          <w:strike w:val="0"/>
-          <w:color w:val="000000"/>
-        </w:rPr>
-        <w:t xml:space="preserve">에서는 지도 이동 클릭이 </w:t>
+          <w:color w:val="000000"/>
+        </w:rPr>
+        <w:t xml:space="preserve"> 버튼이 들어간 것은 예상한 대로인데, 그보다 눈에 덜 띄면서 중요한 변화가 하나 더 있습니다. 19장에서는 </w:t>
       </w:r>
       <w:r>
         <w:rPr>
           <w:rFonts w:ascii="Consolas" w:hAnsi="Consolas"/>
           <w:b w:val="0"/>
           <w:i w:val="0"/>
-          <w:strike w:val="0"/>
           <w:color w:val="000000"/>
           <w:sz w:val="17"/>
         </w:rPr>
+        <w:t>li.addEventListener('click', ...)</w:t>
+      </w:r>
+      <w:r>
+        <w:rPr>
+          <w:b w:val="0"/>
+          <w:i w:val="0"/>
+          <w:color w:val="000000"/>
+        </w:rPr>
+        <w:t xml:space="preserve">처럼 지도 이동 클릭이 </w:t>
+      </w:r>
+      <w:r>
+        <w:rPr>
+          <w:rFonts w:ascii="Consolas" w:hAnsi="Consolas"/>
+          <w:b w:val="0"/>
+          <w:i w:val="0"/>
+          <w:color w:val="000000"/>
+          <w:sz w:val="17"/>
+        </w:rPr>
         <w:t>&lt;li&gt;</w:t>
       </w:r>
       <w:r>
         <w:rPr>
           <w:b w:val="0"/>
           <w:i w:val="0"/>
-          <w:strike w:val="0"/>
-          <w:color w:val="000000"/>
-        </w:rPr>
-        <w:t xml:space="preserve"> 전체에 달려 있었죠(</w:t>
+          <w:color w:val="000000"/>
+        </w:rPr>
+        <w:t xml:space="preserve"> 전체에 달려 있었습니다. 그런데 지금 코드는 이동 리스너를 이름·주소를 감싼 </w:t>
       </w:r>
       <w:r>
         <w:rPr>
           <w:rFonts w:ascii="Consolas" w:hAnsi="Consolas"/>
           <w:b w:val="0"/>
           <w:i w:val="0"/>
-          <w:strike w:val="0"/>
           <w:color w:val="000000"/>
           <w:sz w:val="17"/>
         </w:rPr>
-        <w:t>li.addEventListener('click', ...)</w:t>
-      </w:r>
-      <w:r>
-        <w:rPr>
-          <w:b w:val="0"/>
-          <w:i w:val="0"/>
-          <w:strike w:val="0"/>
-          <w:color w:val="000000"/>
-        </w:rPr>
-        <w:t xml:space="preserve">). 그런데 지금 코드는 이동 리스너를 이름·주소를 감싼 </w:t>
-      </w:r>
-      <w:r>
-        <w:rPr>
-          <w:rFonts w:ascii="Consolas" w:hAnsi="Consolas"/>
-          <w:b w:val="0"/>
-          <w:i w:val="0"/>
-          <w:strike w:val="0"/>
-          <w:color w:val="000000"/>
-          <w:sz w:val="17"/>
-        </w:rPr>
         <w:t>&lt;span class="search-info"&gt;</w:t>
       </w:r>
       <w:r>
         <w:rPr>
           <w:b w:val="0"/>
           <w:i w:val="0"/>
-          <w:strike w:val="0"/>
           <w:color w:val="000000"/>
         </w:rPr>
         <w:t>로 옮겨 달았습니다. 왜 AI가 굳이 이렇게 고쳤을까요?</w:t>
@@ -3982,44 +3418,15 @@
         <w:rPr>
           <w:b w:val="0"/>
           <w:i w:val="0"/>
-          <w:strike w:val="0"/>
-          <w:color w:val="000000"/>
-        </w:rPr>
-        <w:t>19장</w:t>
-      </w:r>
-      <w:r>
-        <w:rPr>
-          <w:b w:val="0"/>
-          <w:i w:val="0"/>
-          <w:strike w:val="0"/>
-          <w:color w:val="000000"/>
-        </w:rPr>
-        <w:t xml:space="preserve"> 코드를 그대로 두고 ＋ 버튼만 얹었다고 상상해 봅시다. 그 순간 버그가 태어납니다. 브라우저에서 클릭 이벤트는 클릭된 요소에서 끝나지 않고 부모로, 그 부모로 물속의 거품처럼 위로 번져 올라갑니다. 이것을 이벤트 </w:t>
-      </w:r>
-      <w:r>
-        <w:rPr>
-          <w:b/>
-          <w:i w:val="0"/>
-          <w:strike w:val="0"/>
-          <w:color w:val="000000"/>
-        </w:rPr>
-        <w:t>버블링(bubbling)</w:t>
-      </w:r>
-      <w:r>
-        <w:rPr>
-          <w:b w:val="0"/>
-          <w:i w:val="0"/>
-          <w:strike w:val="0"/>
-          <w:color w:val="000000"/>
-        </w:rPr>
-        <w:t xml:space="preserve">이라고 부릅니다. ＋ 버튼은 </w:t>
+          <w:color w:val="000000"/>
+        </w:rPr>
+        <w:t xml:space="preserve">19장 코드를 그대로 두고 ＋ 버튼만 얹었다고 상상해 봅시다. 그 순간 버그가 생깁니다. 브라우저에서 클릭 이벤트는 클릭한 요소에서 끝나지 않고 부모로, 다시 그 부모로 위로 번져 올라갑니다. 이것을 이벤트 버블링(bubbling)이라고 부릅니다. ＋ 버튼은 </w:t>
       </w:r>
       <w:r>
         <w:rPr>
           <w:rFonts w:ascii="Consolas" w:hAnsi="Consolas"/>
           <w:b w:val="0"/>
           <w:i w:val="0"/>
-          <w:strike w:val="0"/>
           <w:color w:val="000000"/>
           <w:sz w:val="17"/>
         </w:rPr>
@@ -4029,7 +3436,6 @@
         <w:rPr>
           <w:b w:val="0"/>
           <w:i w:val="0"/>
-          <w:strike w:val="0"/>
           <w:color w:val="000000"/>
         </w:rPr>
         <w:t xml:space="preserve">의 자식이므로, ＋를 클릭하면 그 클릭이 </w:t>
@@ -4039,7 +3445,6 @@
           <w:rFonts w:ascii="Consolas" w:hAnsi="Consolas"/>
           <w:b w:val="0"/>
           <w:i w:val="0"/>
-          <w:strike w:val="0"/>
           <w:color w:val="000000"/>
           <w:sz w:val="17"/>
         </w:rPr>
@@ -4049,17 +3454,15 @@
         <w:rPr>
           <w:b w:val="0"/>
           <w:i w:val="0"/>
-          <w:strike w:val="0"/>
-          <w:color w:val="000000"/>
-        </w:rPr>
-        <w:t xml:space="preserve">에게도 전달됩니다. </w:t>
+          <w:color w:val="000000"/>
+        </w:rPr>
+        <w:t xml:space="preserve">에도 전달됩니다. </w:t>
       </w:r>
       <w:r>
         <w:rPr>
           <w:rFonts w:ascii="Consolas" w:hAnsi="Consolas"/>
           <w:b w:val="0"/>
           <w:i w:val="0"/>
-          <w:strike w:val="0"/>
           <w:color w:val="000000"/>
           <w:sz w:val="17"/>
         </w:rPr>
@@ -4069,10 +3472,9 @@
         <w:rPr>
           <w:b w:val="0"/>
           <w:i w:val="0"/>
-          <w:strike w:val="0"/>
-          <w:color w:val="000000"/>
-        </w:rPr>
-        <w:t>에 이동 리스너가 달려 있다면? ＋를 눌렀는데 다이얼로그가 열리는 동시에 지도까지 이동해 버리는 어리둥절한 상황이 벌어지는 겁니다. 우리가 프롬프트에 "＋ 클릭이 지도 이동까지 일으키면 안 돼"라고 못 박은 이유가 바로 이것입니다.</w:t>
+          <w:color w:val="000000"/>
+        </w:rPr>
+        <w:t>에 이동 리스너가 달려 있으면, ＋를 눌렀는데 다이얼로그가 열리는 동시에 지도까지 이동해 버릴 겁니다. 프롬프트에 "＋ 클릭이 지도 이동까지 일으키면 안 돼"라고 못 박은 이유가 여기에 있습니다.</w:t>
       </w:r>
     </w:p>
     <w:p>
@@ -4080,17 +3482,15 @@
         <w:rPr>
           <w:b w:val="0"/>
           <w:i w:val="0"/>
-          <w:strike w:val="0"/>
-          <w:color w:val="000000"/>
-        </w:rPr>
-        <w:t xml:space="preserve">이 문제의 정공법이 지금 코드에 들어 있는 클릭 영역 분리입니다. 이동 리스너를 </w:t>
+          <w:color w:val="000000"/>
+        </w:rPr>
+        <w:t xml:space="preserve">이 문제는 지금 코드처럼 클릭 영역을 나누어 해결할 수 있습니다. 이동 리스너를 </w:t>
       </w:r>
       <w:r>
         <w:rPr>
           <w:rFonts w:ascii="Consolas" w:hAnsi="Consolas"/>
           <w:b w:val="0"/>
           <w:i w:val="0"/>
-          <w:strike w:val="0"/>
           <w:color w:val="000000"/>
           <w:sz w:val="17"/>
         </w:rPr>
@@ -4100,7 +3500,6 @@
         <w:rPr>
           <w:b w:val="0"/>
           <w:i w:val="0"/>
-          <w:strike w:val="0"/>
           <w:color w:val="000000"/>
         </w:rPr>
         <w:t xml:space="preserve">가 아니라 </w:t>
@@ -4110,7 +3509,6 @@
           <w:rFonts w:ascii="Consolas" w:hAnsi="Consolas"/>
           <w:b w:val="0"/>
           <w:i w:val="0"/>
-          <w:strike w:val="0"/>
           <w:color w:val="000000"/>
           <w:sz w:val="17"/>
         </w:rPr>
@@ -4120,17 +3518,15 @@
         <w:rPr>
           <w:b w:val="0"/>
           <w:i w:val="0"/>
-          <w:strike w:val="0"/>
-          <w:color w:val="000000"/>
-        </w:rPr>
-        <w:t xml:space="preserve">에 달면, ＋ 버튼은 </w:t>
+          <w:color w:val="000000"/>
+        </w:rPr>
+        <w:t xml:space="preserve">에 달면 어떻게 될까요? ＋ 버튼은 </w:t>
       </w:r>
       <w:r>
         <w:rPr>
           <w:rFonts w:ascii="Consolas" w:hAnsi="Consolas"/>
           <w:b w:val="0"/>
           <w:i w:val="0"/>
-          <w:strike w:val="0"/>
           <w:color w:val="000000"/>
           <w:sz w:val="17"/>
         </w:rPr>
@@ -4140,17 +3536,15 @@
         <w:rPr>
           <w:b w:val="0"/>
           <w:i w:val="0"/>
-          <w:strike w:val="0"/>
-          <w:color w:val="000000"/>
-        </w:rPr>
-        <w:t>의 자식이 아니라 형제이므로 ＋에서 출발한 거품이 아무리 위로 올라가도(</w:t>
+          <w:color w:val="000000"/>
+        </w:rPr>
+        <w:t xml:space="preserve">의 자식이 아니라 형제이므로, ＋에서 출발한 클릭이 </w:t>
       </w:r>
       <w:r>
         <w:rPr>
           <w:rFonts w:ascii="Consolas" w:hAnsi="Consolas"/>
           <w:b w:val="0"/>
           <w:i w:val="0"/>
-          <w:strike w:val="0"/>
           <w:color w:val="000000"/>
           <w:sz w:val="17"/>
         </w:rPr>
@@ -4160,17 +3554,15 @@
         <w:rPr>
           <w:b w:val="0"/>
           <w:i w:val="0"/>
-          <w:strike w:val="0"/>
-          <w:color w:val="000000"/>
-        </w:rPr>
-        <w:t xml:space="preserve"> → </w:t>
+          <w:color w:val="000000"/>
+        </w:rPr>
+        <w:t xml:space="preserve">와 </w:t>
       </w:r>
       <w:r>
         <w:rPr>
           <w:rFonts w:ascii="Consolas" w:hAnsi="Consolas"/>
           <w:b w:val="0"/>
           <w:i w:val="0"/>
-          <w:strike w:val="0"/>
           <w:color w:val="000000"/>
           <w:sz w:val="17"/>
         </w:rPr>
@@ -4180,17 +3572,15 @@
         <w:rPr>
           <w:b w:val="0"/>
           <w:i w:val="0"/>
-          <w:strike w:val="0"/>
-          <w:color w:val="000000"/>
-        </w:rPr>
-        <w:t xml:space="preserve"> → ...) </w:t>
+          <w:color w:val="000000"/>
+        </w:rPr>
+        <w:t xml:space="preserve">로 아무리 올라가도 </w:t>
       </w:r>
       <w:r>
         <w:rPr>
           <w:rFonts w:ascii="Consolas" w:hAnsi="Consolas"/>
           <w:b w:val="0"/>
           <w:i w:val="0"/>
-          <w:strike w:val="0"/>
           <w:color w:val="000000"/>
           <w:sz w:val="17"/>
         </w:rPr>
@@ -4200,10 +3590,9 @@
         <w:rPr>
           <w:b w:val="0"/>
           <w:i w:val="0"/>
-          <w:strike w:val="0"/>
-          <w:color w:val="000000"/>
-        </w:rPr>
-        <w:t>를 지나가지 않습니다. 버블링은 부모 방향으로만 번지지, 옆집(형제)으로는 번지지 않거든요. 두 클릭의 영토를 아예 갈라 버린, 구조로 푸는 해법입니다.</w:t>
+          <w:color w:val="000000"/>
+        </w:rPr>
+        <w:t>를 지나가지 않습니다. 버블링은 부모 방향으로만 번지고 형제 요소로는 번지지 않습니다. 두 클릭 영역을 구조에서부터 갈라 놓았습니다.</w:t>
       </w:r>
     </w:p>
     <w:p>
@@ -4211,17 +3600,15 @@
         <w:rPr>
           <w:b w:val="0"/>
           <w:i w:val="0"/>
-          <w:strike w:val="0"/>
-          <w:color w:val="000000"/>
-        </w:rPr>
-        <w:t xml:space="preserve">그럼 ＋ 리스너 첫 줄의 </w:t>
+          <w:color w:val="000000"/>
+        </w:rPr>
+        <w:t xml:space="preserve">그렇다면 ＋ 리스너 첫 줄의 </w:t>
       </w:r>
       <w:r>
         <w:rPr>
           <w:rFonts w:ascii="Consolas" w:hAnsi="Consolas"/>
           <w:b w:val="0"/>
           <w:i w:val="0"/>
-          <w:strike w:val="0"/>
           <w:color w:val="000000"/>
           <w:sz w:val="17"/>
         </w:rPr>
@@ -4231,17 +3618,15 @@
         <w:rPr>
           <w:b w:val="0"/>
           <w:i w:val="0"/>
-          <w:strike w:val="0"/>
-          <w:color w:val="000000"/>
-        </w:rPr>
-        <w:t xml:space="preserve">은 뭘까요? "이 클릭은 여기서 소화했으니 위로 올려 보내지 마"라고 번짐을 끊는 명령입니다. 영역 분리가 이미 문제를 해결했으니 지금 구조에서는 이 줄이 없어도 지도는 움직이지 않습니다. 즉, 이 한 줄은 보험입니다. ＋의 클릭은 여전히 </w:t>
+          <w:color w:val="000000"/>
+        </w:rPr>
+        <w:t xml:space="preserve">은 왜 필요할까요? 이 클릭 이벤트를 부모 요소로 전달하지 말라는 뜻입니다. 리스너를 붙이는 영역을 이미 나눠 두었으므로 지금 구조에서는 이 줄이 없어도 지도가 움직일 일은 없을 겁니다. 다만 ＋의 클릭 이벤트는 여전히 </w:t>
       </w:r>
       <w:r>
         <w:rPr>
           <w:rFonts w:ascii="Consolas" w:hAnsi="Consolas"/>
           <w:b w:val="0"/>
           <w:i w:val="0"/>
-          <w:strike w:val="0"/>
           <w:color w:val="000000"/>
           <w:sz w:val="17"/>
         </w:rPr>
@@ -4251,7 +3636,6 @@
         <w:rPr>
           <w:b w:val="0"/>
           <w:i w:val="0"/>
-          <w:strike w:val="0"/>
           <w:color w:val="000000"/>
         </w:rPr>
         <w:t xml:space="preserve">와 </w:t>
@@ -4261,7 +3645,6 @@
           <w:rFonts w:ascii="Consolas" w:hAnsi="Consolas"/>
           <w:b w:val="0"/>
           <w:i w:val="0"/>
-          <w:strike w:val="0"/>
           <w:color w:val="000000"/>
           <w:sz w:val="17"/>
         </w:rPr>
@@ -4271,17 +3654,15 @@
         <w:rPr>
           <w:b w:val="0"/>
           <w:i w:val="0"/>
-          <w:strike w:val="0"/>
-          <w:color w:val="000000"/>
-        </w:rPr>
-        <w:t xml:space="preserve">로 번져 올라가고 있고, 나중에 누군가(미래의 우리, 혹은 AI가) </w:t>
+          <w:color w:val="000000"/>
+        </w:rPr>
+        <w:t xml:space="preserve">로 올라갑니다. 나중에 </w:t>
       </w:r>
       <w:r>
         <w:rPr>
           <w:rFonts w:ascii="Consolas" w:hAnsi="Consolas"/>
           <w:b w:val="0"/>
           <w:i w:val="0"/>
-          <w:strike w:val="0"/>
           <w:color w:val="000000"/>
           <w:sz w:val="17"/>
         </w:rPr>
@@ -4291,10 +3672,9 @@
         <w:rPr>
           <w:b w:val="0"/>
           <w:i w:val="0"/>
-          <w:strike w:val="0"/>
-          <w:color w:val="000000"/>
-        </w:rPr>
-        <w:t>나 목록 전체에 클릭 리스너를 다시 다는 순간 잠자던 버그가 깨어납니다. 그 가능성을 문장 하나로 미리 막아 둔 것이죠. 버튼 속의 버튼, 목록 속의 버튼을 만들 때는 "영역을 나눠 달고, 안쪽 버튼에서는 번짐을 끊는다"를 한 세트로 기억해 두세요.</w:t>
+          <w:color w:val="000000"/>
+        </w:rPr>
+        <w:t>나 목록 전체에 클릭 리스너를 다시 달면 문제가 생길 수 있습니다. 이 한 줄은 그 상황을 미리 막아 둡니다. 목록 안에 버튼을 넣을 때는 리스너 영역을 나누고, 안쪽 버튼에서는 이벤트 전달을 끊는다는 두 가지를 함께 기억해 두세요.</w:t>
       </w:r>
     </w:p>
     <w:p>
@@ -4302,7 +3682,6 @@
         <w:rPr>
           <w:b w:val="0"/>
           <w:i w:val="0"/>
-          <w:strike w:val="0"/>
           <w:color w:val="000000"/>
         </w:rPr>
         <w:t xml:space="preserve">마지막의 </w:t>
@@ -4312,7 +3691,6 @@
           <w:rFonts w:ascii="Consolas" w:hAnsi="Consolas"/>
           <w:b w:val="0"/>
           <w:i w:val="0"/>
-          <w:strike w:val="0"/>
           <w:color w:val="000000"/>
           <w:sz w:val="17"/>
         </w:rPr>
@@ -4322,10 +3700,9 @@
         <w:rPr>
           <w:b w:val="0"/>
           <w:i w:val="0"/>
-          <w:strike w:val="0"/>
-          <w:color w:val="000000"/>
-        </w:rPr>
-        <w:t>는 UX 다듬기입니다. 다이얼로그가 열리는데 뒤에 검색 결과 목록까지 계속 떠 있으면 화면이 어수선하니, 추가 폼을 여는 순간 목록을 접습니다.</w:t>
+          <w:color w:val="000000"/>
+        </w:rPr>
+        <w:t>는 화면을 다듬는 부분입니다. 다이얼로그가 열리는데 뒤에 검색 결과 목록까지 계속 떠 있으면 화면이 어수선해지겠지요. 그래서 추가 폼을 여는 순간 목록을 접습니다.</w:t>
       </w:r>
     </w:p>
     <w:p>
@@ -4397,17 +3774,15 @@
         <w:rPr>
           <w:b w:val="0"/>
           <w:i w:val="0"/>
-          <w:strike w:val="0"/>
-          <w:color w:val="000000"/>
-        </w:rPr>
-        <w:t xml:space="preserve">브라우저에서 확인해 봅시다. "성수동 카페"를 검색하고 한 항목의 ＋를 누르면, 검색 목록이 사라지면서 다이얼로그가 뜹니다. 이름 칸에 그 카페의 이름이 미리 채워져 있는 것이 포인트입니다. </w:t>
+          <w:color w:val="000000"/>
+        </w:rPr>
+        <w:t xml:space="preserve">브라우저에서 확인해 봅시다. "성수동 카페"를 검색하고 한 항목의 ＋를 누르면, 검색 목록이 사라지면서 다이얼로그가 뜹니다. 이름 칸에 그 카페의 이름이 미리 채워져 있는지 보세요. </w:t>
       </w:r>
       <w:r>
         <w:rPr>
           <w:rFonts w:ascii="Consolas" w:hAnsi="Consolas"/>
           <w:b w:val="0"/>
           <w:i w:val="0"/>
-          <w:strike w:val="0"/>
           <w:color w:val="000000"/>
           <w:sz w:val="17"/>
         </w:rPr>
@@ -4417,35 +3792,15 @@
         <w:rPr>
           <w:b w:val="0"/>
           <w:i w:val="0"/>
-          <w:strike w:val="0"/>
-          <w:color w:val="000000"/>
-        </w:rPr>
-        <w:t xml:space="preserve">로 넘긴 이름이 </w:t>
-      </w:r>
-      <w:r>
-        <w:rPr>
-          <w:b w:val="0"/>
-          <w:i w:val="0"/>
-          <w:strike w:val="0"/>
-          <w:color w:val="000000"/>
-        </w:rPr>
-        <w:t>20.3절</w:t>
-      </w:r>
-      <w:r>
-        <w:rPr>
-          <w:b w:val="0"/>
-          <w:i w:val="0"/>
-          <w:strike w:val="0"/>
-          <w:color w:val="000000"/>
-        </w:rPr>
-        <w:t xml:space="preserve">의 </w:t>
+          <w:color w:val="000000"/>
+        </w:rPr>
+        <w:t xml:space="preserve">로 넘긴 이름이 20.3절의 </w:t>
       </w:r>
       <w:r>
         <w:rPr>
           <w:rFonts w:ascii="Consolas" w:hAnsi="Consolas"/>
           <w:b w:val="0"/>
           <w:i w:val="0"/>
-          <w:strike w:val="0"/>
           <w:color w:val="000000"/>
           <w:sz w:val="17"/>
         </w:rPr>
@@ -4453,38 +3808,17 @@
       </w:r>
       <w:r>
         <w:rPr>
-          <w:rFonts w:ascii="Segoe UI Emoji" w:hAnsi="Segoe UI Emoji" w:eastAsia="맑은 고딕"/>
-          <w:b w:val="0"/>
-          <w:i w:val="0"/>
-          <w:strike w:val="0"/>
-          <w:color w:val="000000"/>
-        </w:rPr>
-        <w:t xml:space="preserve"> 자리에 꽂힌 결과입니다. 카테고리는 첫 옵션인 🍜 맛집으로 열리니, select를 눌러 ☕ 카페로 바꾸고 추가를 누르면 — 토스트가 뜨고, 지도에 새 마커가 즉시 찍힙니다. </w:t>
-      </w:r>
-      <w:r>
-        <w:rPr>
-          <w:b w:val="0"/>
-          <w:i w:val="0"/>
-          <w:strike w:val="0"/>
-          <w:color w:val="000000"/>
-        </w:rPr>
-        <w:t>20.4절</w:t>
-      </w:r>
-      <w:r>
-        <w:rPr>
-          <w:b w:val="0"/>
-          <w:i w:val="0"/>
-          <w:strike w:val="0"/>
-          <w:color w:val="000000"/>
-        </w:rPr>
-        <w:t xml:space="preserve">에서 놓은 </w:t>
+          <w:b w:val="0"/>
+          <w:i w:val="0"/>
+          <w:color w:val="000000"/>
+        </w:rPr>
+        <w:t xml:space="preserve"> 자리에 꽂힌 결과입니다. 카테고리는 첫 옵션인 🍜 맛집으로 열리니 select를 눌러 ☕ 카페로 바꾸고 추가를 누릅니다. 그러면 토스트가 뜨고 지도에 새 마커가 즉시 찍힙니다. 20.4절에서 연결한 </w:t>
       </w:r>
       <w:r>
         <w:rPr>
           <w:rFonts w:ascii="Consolas" w:hAnsi="Consolas"/>
           <w:b w:val="0"/>
           <w:i w:val="0"/>
-          <w:strike w:val="0"/>
           <w:color w:val="000000"/>
           <w:sz w:val="17"/>
         </w:rPr>
@@ -4494,10 +3828,9 @@
         <w:rPr>
           <w:b w:val="0"/>
           <w:i w:val="0"/>
-          <w:strike w:val="0"/>
-          <w:color w:val="000000"/>
-        </w:rPr>
-        <w:t xml:space="preserve"> 다리가 제 몫을 하는 순간입니다.</w:t>
+          <w:color w:val="000000"/>
+        </w:rPr>
+        <w:t xml:space="preserve"> 덕분에 마커가 바로 나타납니다.</w:t>
       </w:r>
     </w:p>
     <w:p>
@@ -4592,17 +3925,15 @@
         <w:rPr>
           <w:b w:val="0"/>
           <w:i w:val="0"/>
-          <w:strike w:val="0"/>
-          <w:color w:val="000000"/>
-        </w:rPr>
-        <w:t>두 번째 입구는 허무할 만큼 쉽습니다. 문(</w:t>
+          <w:color w:val="000000"/>
+        </w:rPr>
+        <w:t xml:space="preserve">두 번째 입구는 한결 쉬운 편입니다. </w:t>
       </w:r>
       <w:r>
         <w:rPr>
           <w:rFonts w:ascii="Consolas" w:hAnsi="Consolas"/>
           <w:b w:val="0"/>
           <w:i w:val="0"/>
-          <w:strike w:val="0"/>
           <w:color w:val="000000"/>
           <w:sz w:val="17"/>
         </w:rPr>
@@ -4612,28 +3943,9 @@
         <w:rPr>
           <w:b w:val="0"/>
           <w:i w:val="0"/>
-          <w:strike w:val="0"/>
-          <w:color w:val="000000"/>
-        </w:rPr>
-        <w:t xml:space="preserve">)이 이미 있으니, 지도 클릭과 문을 연결만 하면 됩니다. 기억을 되살려 보면, </w:t>
-      </w:r>
-      <w:r>
-        <w:rPr>
-          <w:b w:val="0"/>
-          <w:i w:val="0"/>
-          <w:strike w:val="0"/>
-          <w:color w:val="000000"/>
-        </w:rPr>
-        <w:t>14장</w:t>
-      </w:r>
-      <w:r>
-        <w:rPr>
-          <w:b w:val="0"/>
-          <w:i w:val="0"/>
-          <w:strike w:val="0"/>
-          <w:color w:val="000000"/>
-        </w:rPr>
-        <w:t xml:space="preserve"> 미니 실습에서 우리는 지도를 클릭하면 콘솔에 좌표를 찍어 본 적이 있습니다. 그때 "이 좌표로 나중에 재미있는 걸 한다"고 예고했었죠. 그 나중이 바로 지금입니다.</w:t>
+          <w:color w:val="000000"/>
+        </w:rPr>
+        <w:t>가 이미 있으니 지도 클릭과 연결만 하면 됩니다. 기억을 되살려 봅시다. 14장 미니 실습에서 우리는 지도를 클릭해 콘솔에 좌표를 찍어 보았습니다. 그때 "이 좌표로 나중에 재미있는 걸 한다"고 예고했습니다. 그 나중이 바로 이 절입니다.</w:t>
       </w:r>
     </w:p>
     <w:p>
@@ -4667,7 +3979,6 @@
         <w:rPr>
           <w:b w:val="0"/>
           <w:i w:val="0"/>
-          <w:strike w:val="0"/>
           <w:color w:val="000000"/>
         </w:rPr>
         <w:t xml:space="preserve">Claude Code가 </w:t>
@@ -4677,7 +3988,6 @@
           <w:rFonts w:ascii="Consolas" w:hAnsi="Consolas"/>
           <w:b w:val="0"/>
           <w:i w:val="0"/>
-          <w:strike w:val="0"/>
           <w:color w:val="000000"/>
           <w:sz w:val="17"/>
         </w:rPr>
@@ -4687,7 +3997,6 @@
         <w:rPr>
           <w:b w:val="0"/>
           <w:i w:val="0"/>
-          <w:strike w:val="0"/>
           <w:color w:val="000000"/>
         </w:rPr>
         <w:t xml:space="preserve">에 추가한 코드는 단 세 줄입니다. import 문에 </w:t>
@@ -4697,7 +4006,6 @@
           <w:rFonts w:ascii="Consolas" w:hAnsi="Consolas"/>
           <w:b w:val="0"/>
           <w:i w:val="0"/>
-          <w:strike w:val="0"/>
           <w:color w:val="000000"/>
           <w:sz w:val="17"/>
         </w:rPr>
@@ -4707,10 +4015,9 @@
         <w:rPr>
           <w:b w:val="0"/>
           <w:i w:val="0"/>
-          <w:strike w:val="0"/>
-          <w:color w:val="000000"/>
-        </w:rPr>
-        <w:t>가 추가된 것까지 합쳐도 네 줄이죠.</w:t>
+          <w:color w:val="000000"/>
+        </w:rPr>
+        <w:t>를 더한 것까지 합쳐도 네 줄입니다.</w:t>
       </w:r>
     </w:p>
     <w:p>
@@ -4756,7 +4063,6 @@
           <w:rFonts w:ascii="Consolas" w:hAnsi="Consolas"/>
           <w:b w:val="0"/>
           <w:i w:val="0"/>
-          <w:strike w:val="0"/>
           <w:color w:val="000000"/>
           <w:sz w:val="17"/>
         </w:rPr>
@@ -4766,35 +4072,15 @@
         <w:rPr>
           <w:b w:val="0"/>
           <w:i w:val="0"/>
-          <w:strike w:val="0"/>
-          <w:color w:val="000000"/>
-        </w:rPr>
-        <w:t xml:space="preserve">는 </w:t>
-      </w:r>
-      <w:r>
-        <w:rPr>
-          <w:b w:val="0"/>
-          <w:i w:val="0"/>
-          <w:strike w:val="0"/>
-          <w:color w:val="000000"/>
-        </w:rPr>
-        <w:t>14장</w:t>
-      </w:r>
-      <w:r>
-        <w:rPr>
-          <w:b w:val="0"/>
-          <w:i w:val="0"/>
-          <w:strike w:val="0"/>
-          <w:color w:val="000000"/>
-        </w:rPr>
-        <w:t xml:space="preserve">에서 배운 카카오지도의 이벤트 등록 방법 그대로입니다. 클릭 이벤트 객체 </w:t>
+          <w:color w:val="000000"/>
+        </w:rPr>
+        <w:t xml:space="preserve">는 14장에서 배운 카카오지도의 이벤트 등록 방법 그대로입니다. 클릭 이벤트 객체 </w:t>
       </w:r>
       <w:r>
         <w:rPr>
           <w:rFonts w:ascii="Consolas" w:hAnsi="Consolas"/>
           <w:b w:val="0"/>
           <w:i w:val="0"/>
-          <w:strike w:val="0"/>
           <w:color w:val="000000"/>
           <w:sz w:val="17"/>
         </w:rPr>
@@ -4804,7 +4090,6 @@
         <w:rPr>
           <w:b w:val="0"/>
           <w:i w:val="0"/>
-          <w:strike w:val="0"/>
           <w:color w:val="000000"/>
         </w:rPr>
         <w:t xml:space="preserve">의 </w:t>
@@ -4814,7 +4099,6 @@
           <w:rFonts w:ascii="Consolas" w:hAnsi="Consolas"/>
           <w:b w:val="0"/>
           <w:i w:val="0"/>
-          <w:strike w:val="0"/>
           <w:color w:val="000000"/>
           <w:sz w:val="17"/>
         </w:rPr>
@@ -4824,7 +4108,6 @@
         <w:rPr>
           <w:b w:val="0"/>
           <w:i w:val="0"/>
-          <w:strike w:val="0"/>
           <w:color w:val="000000"/>
         </w:rPr>
         <w:t xml:space="preserve"> 속성에 클릭 지점의 좌표가 들어 있고, </w:t>
@@ -4834,7 +4117,6 @@
           <w:rFonts w:ascii="Consolas" w:hAnsi="Consolas"/>
           <w:b w:val="0"/>
           <w:i w:val="0"/>
-          <w:strike w:val="0"/>
           <w:color w:val="000000"/>
           <w:sz w:val="17"/>
         </w:rPr>
@@ -4844,7 +4126,6 @@
         <w:rPr>
           <w:b w:val="0"/>
           <w:i w:val="0"/>
-          <w:strike w:val="0"/>
           <w:color w:val="000000"/>
         </w:rPr>
         <w:t>·</w:t>
@@ -4854,7 +4135,6 @@
           <w:rFonts w:ascii="Consolas" w:hAnsi="Consolas"/>
           <w:b w:val="0"/>
           <w:i w:val="0"/>
-          <w:strike w:val="0"/>
           <w:color w:val="000000"/>
           <w:sz w:val="17"/>
         </w:rPr>
@@ -4864,35 +4144,15 @@
         <w:rPr>
           <w:b w:val="0"/>
           <w:i w:val="0"/>
-          <w:strike w:val="0"/>
-          <w:color w:val="000000"/>
-        </w:rPr>
-        <w:t xml:space="preserve"> 메서드로 위도·경도를 꺼냅니다. </w:t>
-      </w:r>
-      <w:r>
-        <w:rPr>
-          <w:b w:val="0"/>
-          <w:i w:val="0"/>
-          <w:strike w:val="0"/>
-          <w:color w:val="000000"/>
-        </w:rPr>
-        <w:t>14장</w:t>
-      </w:r>
-      <w:r>
-        <w:rPr>
-          <w:b w:val="0"/>
-          <w:i w:val="0"/>
-          <w:strike w:val="0"/>
-          <w:color w:val="000000"/>
-        </w:rPr>
-        <w:t xml:space="preserve">에서는 이 값을 </w:t>
+          <w:color w:val="000000"/>
+        </w:rPr>
+        <w:t xml:space="preserve"> 메서드로 위도·경도를 꺼냅니다. 14장에서는 이 값을 </w:t>
       </w:r>
       <w:r>
         <w:rPr>
           <w:rFonts w:ascii="Consolas" w:hAnsi="Consolas"/>
           <w:b w:val="0"/>
           <w:i w:val="0"/>
-          <w:strike w:val="0"/>
           <w:color w:val="000000"/>
           <w:sz w:val="17"/>
         </w:rPr>
@@ -4902,7 +4162,6 @@
         <w:rPr>
           <w:b w:val="0"/>
           <w:i w:val="0"/>
-          <w:strike w:val="0"/>
           <w:color w:val="000000"/>
         </w:rPr>
         <w:t xml:space="preserve">로 흘려보냈지만, 오늘은 </w:t>
@@ -4912,7 +4171,6 @@
           <w:rFonts w:ascii="Consolas" w:hAnsi="Consolas"/>
           <w:b w:val="0"/>
           <w:i w:val="0"/>
-          <w:strike w:val="0"/>
           <w:color w:val="000000"/>
           <w:sz w:val="17"/>
         </w:rPr>
@@ -4922,7 +4180,6 @@
         <w:rPr>
           <w:b w:val="0"/>
           <w:i w:val="0"/>
-          <w:strike w:val="0"/>
           <w:color w:val="000000"/>
         </w:rPr>
         <w:t xml:space="preserve">에 담아 보냅니다. </w:t>
@@ -4932,7 +4189,6 @@
           <w:rFonts w:ascii="Consolas" w:hAnsi="Consolas"/>
           <w:b w:val="0"/>
           <w:i w:val="0"/>
-          <w:strike w:val="0"/>
           <w:color w:val="000000"/>
           <w:sz w:val="17"/>
         </w:rPr>
@@ -4942,35 +4198,15 @@
         <w:rPr>
           <w:b w:val="0"/>
           <w:i w:val="0"/>
-          <w:strike w:val="0"/>
-          <w:color w:val="000000"/>
-        </w:rPr>
-        <w:t xml:space="preserve">은 넘기지 않았으니 </w:t>
-      </w:r>
-      <w:r>
-        <w:rPr>
-          <w:b w:val="0"/>
-          <w:i w:val="0"/>
-          <w:strike w:val="0"/>
-          <w:color w:val="000000"/>
-        </w:rPr>
-        <w:t>20.3절</w:t>
-      </w:r>
-      <w:r>
-        <w:rPr>
-          <w:b w:val="0"/>
-          <w:i w:val="0"/>
-          <w:strike w:val="0"/>
-          <w:color w:val="000000"/>
-        </w:rPr>
-        <w:t xml:space="preserve">에서 본 기본값 </w:t>
+          <w:color w:val="000000"/>
+        </w:rPr>
+        <w:t xml:space="preserve">은 넘기지 않았으니 20.3절에서 본 기본값 </w:t>
       </w:r>
       <w:r>
         <w:rPr>
           <w:rFonts w:ascii="Consolas" w:hAnsi="Consolas"/>
           <w:b w:val="0"/>
           <w:i w:val="0"/>
-          <w:strike w:val="0"/>
           <w:color w:val="000000"/>
           <w:sz w:val="17"/>
         </w:rPr>
@@ -4980,17 +4216,15 @@
         <w:rPr>
           <w:b w:val="0"/>
           <w:i w:val="0"/>
-          <w:strike w:val="0"/>
-          <w:color w:val="000000"/>
-        </w:rPr>
-        <w:t xml:space="preserve">이 작동해서 이름 칸이 빈 다이얼로그가 열립니다. 추가 버튼의 속은 이미 완성되어 있으니(검증 → </w:t>
+          <w:color w:val="000000"/>
+        </w:rPr>
+        <w:t xml:space="preserve">이 들어가고, 이름 칸이 빈 다이얼로그가 열립니다. 추가 버튼은 검증, </w:t>
       </w:r>
       <w:r>
         <w:rPr>
           <w:rFonts w:ascii="Consolas" w:hAnsi="Consolas"/>
           <w:b w:val="0"/>
           <w:i w:val="0"/>
-          <w:strike w:val="0"/>
           <w:color w:val="000000"/>
           <w:sz w:val="17"/>
         </w:rPr>
@@ -5000,17 +4234,15 @@
         <w:rPr>
           <w:b w:val="0"/>
           <w:i w:val="0"/>
-          <w:strike w:val="0"/>
-          <w:color w:val="000000"/>
-        </w:rPr>
-        <w:t xml:space="preserve"> → </w:t>
+          <w:color w:val="000000"/>
+        </w:rPr>
+        <w:t xml:space="preserve">, </w:t>
       </w:r>
       <w:r>
         <w:rPr>
           <w:rFonts w:ascii="Consolas" w:hAnsi="Consolas"/>
           <w:b w:val="0"/>
           <w:i w:val="0"/>
-          <w:strike w:val="0"/>
           <w:color w:val="000000"/>
           <w:sz w:val="17"/>
         </w:rPr>
@@ -5020,10 +4252,9 @@
         <w:rPr>
           <w:b w:val="0"/>
           <w:i w:val="0"/>
-          <w:strike w:val="0"/>
-          <w:color w:val="000000"/>
-        </w:rPr>
-        <w:t>), 이 입구에서 들어온 장소도 저장 즉시 마커가 찍힙니다. 콘솔 실습이 실전 기능이 되는 순간입니다.</w:t>
+          <w:color w:val="000000"/>
+        </w:rPr>
+        <w:t xml:space="preserve"> 순서로 이미 완성해 두었으니, 이 입구로 들어온 장소도 저장 즉시 마커가 찍힙니다. 14장의 콘솔 실습이 실제 기능이 됐습니다.</w:t>
       </w:r>
     </w:p>
     <w:p>
@@ -5218,35 +4449,15 @@
         <w:rPr>
           <w:b w:val="0"/>
           <w:i w:val="0"/>
-          <w:strike w:val="0"/>
-          <w:color w:val="000000"/>
-        </w:rPr>
-        <w:t xml:space="preserve">＋ 버튼을 눌렀는데 다이얼로그와 함께 지도까지 움직인다면, 십중팔구 이동 리스너가 </w:t>
-      </w:r>
-      <w:r>
-        <w:rPr>
-          <w:b w:val="0"/>
-          <w:i w:val="0"/>
-          <w:strike w:val="0"/>
-          <w:color w:val="000000"/>
-        </w:rPr>
-        <w:t>19장</w:t>
-      </w:r>
-      <w:r>
-        <w:rPr>
-          <w:b w:val="0"/>
-          <w:i w:val="0"/>
-          <w:strike w:val="0"/>
-          <w:color w:val="000000"/>
-        </w:rPr>
-        <w:t xml:space="preserve">처럼 </w:t>
+          <w:color w:val="000000"/>
+        </w:rPr>
+        <w:t xml:space="preserve">＋ 버튼을 눌렀는데 다이얼로그와 함께 지도까지 움직인다면, 이동 리스너가 19장처럼 </w:t>
       </w:r>
       <w:r>
         <w:rPr>
           <w:rFonts w:ascii="Consolas" w:hAnsi="Consolas"/>
           <w:b w:val="0"/>
           <w:i w:val="0"/>
-          <w:strike w:val="0"/>
           <w:color w:val="000000"/>
           <w:sz w:val="17"/>
         </w:rPr>
@@ -5256,90 +4467,81 @@
         <w:rPr>
           <w:b w:val="0"/>
           <w:i w:val="0"/>
-          <w:strike w:val="0"/>
-          <w:color w:val="000000"/>
-        </w:rPr>
-        <w:t xml:space="preserve"> 전체에 달려 있는 것입니다(AI가 영역 분리를 빼먹은 경우죠). 추가를 눌렀는데 마커가 안 찍힌다면 </w:t>
+          <w:color w:val="000000"/>
+        </w:rPr>
+        <w:t xml:space="preserve"> 전체에 달려 있을 겁니다. AI가 영역을 나누지 않고 코드를 만든 것 같습니다. 추가를 눌렀는데 마커가 찍히지 않는다면 </w:t>
       </w:r>
       <w:r>
         <w:rPr>
           <w:rFonts w:ascii="Consolas" w:hAnsi="Consolas"/>
           <w:b w:val="0"/>
           <w:i w:val="0"/>
-          <w:strike w:val="0"/>
           <w:color w:val="000000"/>
           <w:sz w:val="17"/>
         </w:rPr>
+        <w:t>initSearch({ onChange: rerender })</w:t>
+      </w:r>
+      <w:r>
+        <w:rPr>
+          <w:b w:val="0"/>
+          <w:i w:val="0"/>
+          <w:color w:val="000000"/>
+        </w:rPr>
+        <w:t xml:space="preserve">로 </w:t>
+      </w:r>
+      <w:r>
+        <w:rPr>
+          <w:rFonts w:ascii="Consolas" w:hAnsi="Consolas"/>
+          <w:b w:val="0"/>
+          <w:i w:val="0"/>
+          <w:color w:val="000000"/>
+          <w:sz w:val="17"/>
+        </w:rPr>
         <w:t>notifyChange</w:t>
       </w:r>
       <w:r>
         <w:rPr>
           <w:b w:val="0"/>
           <w:i w:val="0"/>
-          <w:strike w:val="0"/>
-          <w:color w:val="000000"/>
-        </w:rPr>
-        <w:t xml:space="preserve"> 다리(</w:t>
+          <w:color w:val="000000"/>
+        </w:rPr>
+        <w:t xml:space="preserve">를 연결했는지 확인하세요. 추가한 마커가 필터와 맞지 않게 보이면 </w:t>
       </w:r>
       <w:r>
         <w:rPr>
           <w:rFonts w:ascii="Consolas" w:hAnsi="Consolas"/>
           <w:b w:val="0"/>
           <w:i w:val="0"/>
-          <w:strike w:val="0"/>
           <w:color w:val="000000"/>
           <w:sz w:val="17"/>
         </w:rPr>
-        <w:t>initSearch({ onChange: rerender })</w:t>
-      </w:r>
-      <w:r>
-        <w:rPr>
-          <w:b w:val="0"/>
-          <w:i w:val="0"/>
-          <w:strike w:val="0"/>
-          <w:color w:val="000000"/>
-        </w:rPr>
-        <w:t xml:space="preserve">)가 연결됐는지 보고, 추가한 마커가 필터와 안 맞게 보인다면 </w:t>
+        <w:t>filteredPlaces()</w:t>
+      </w:r>
+      <w:r>
+        <w:rPr>
+          <w:b w:val="0"/>
+          <w:i w:val="0"/>
+          <w:color w:val="000000"/>
+        </w:rPr>
+        <w:t xml:space="preserve">가 </w:t>
       </w:r>
       <w:r>
         <w:rPr>
           <w:rFonts w:ascii="Consolas" w:hAnsi="Consolas"/>
           <w:b w:val="0"/>
           <w:i w:val="0"/>
-          <w:strike w:val="0"/>
           <w:color w:val="000000"/>
           <w:sz w:val="17"/>
         </w:rPr>
-        <w:t>filteredPlaces()</w:t>
-      </w:r>
-      <w:r>
-        <w:rPr>
-          <w:b w:val="0"/>
-          <w:i w:val="0"/>
-          <w:strike w:val="0"/>
-          <w:color w:val="000000"/>
-        </w:rPr>
-        <w:t xml:space="preserve">가 </w:t>
-      </w:r>
-      <w:r>
-        <w:rPr>
-          <w:rFonts w:ascii="Consolas" w:hAnsi="Consolas"/>
-          <w:b w:val="0"/>
-          <w:i w:val="0"/>
-          <w:strike w:val="0"/>
-          <w:color w:val="000000"/>
-          <w:sz w:val="17"/>
-        </w:rPr>
         <w:t>store.all()</w:t>
       </w:r>
       <w:r>
         <w:rPr>
           <w:b w:val="0"/>
           <w:i w:val="0"/>
-          <w:strike w:val="0"/>
-          <w:color w:val="000000"/>
-        </w:rPr>
-        <w:t>을 보는지 확인하세요. 증상만 보고도 원인 코드를 짚을 수 있게 되는 것 — 그것이 AI가 짠 코드를 "함께 읽어 온" 사람의 힘입니다. 원인을 짚었으면 고치는 일은 Claude Code에게 시키면 됩니다. "＋ 버튼 클릭이 지도 이동까지 일으켜. 이동 리스너가 li 전체에 달려 있는 것 같은데 search-info 영역으로 옮겨줘."</w:t>
+          <w:color w:val="000000"/>
+        </w:rPr>
+        <w:t>을 호출하는지 확인하세요. 증상을 보고 원인이 있을 코드를 짚을 수 있으면, 고치는 일은 Claude Code에게 시키면 됩니다. "＋ 버튼 클릭이 지도 이동까지 일으켜. 이동 리스너가 li 전체에 달려 있는 것 같은데 search-info 영역으로 옮겨줘."</w:t>
       </w:r>
     </w:p>
     <w:p>
@@ -5347,28 +4549,9 @@
         <w:rPr>
           <w:b w:val="0"/>
           <w:i w:val="0"/>
-          <w:strike w:val="0"/>
-          <w:color w:val="000000"/>
-        </w:rPr>
-        <w:t xml:space="preserve">다만 한 가지, 김이 새는 실험이 남았습니다. 방금 추가한 "단골 산책길"이 지도에 잘 찍혀 있죠? 이제 브라우저를 새로고침해 보세요. ...사라졌습니다. 애써 담은 장소들이 흔적도 없이 증발하고 </w:t>
-      </w:r>
-      <w:r>
-        <w:rPr>
-          <w:b w:val="0"/>
-          <w:i w:val="0"/>
-          <w:strike w:val="0"/>
-          <w:color w:val="000000"/>
-        </w:rPr>
-        <w:t>16장</w:t>
-      </w:r>
-      <w:r>
-        <w:rPr>
-          <w:b w:val="0"/>
-          <w:i w:val="0"/>
-          <w:strike w:val="0"/>
-          <w:color w:val="000000"/>
-        </w:rPr>
-        <w:t>의 기본 장소들만 남았습니다. 우리의 데이터가 아직 브라우저의 기억(메모리)에만 있었기 때문입니다. 메모리는 새로고침 한 번에 백지가 되는 칠판입니다. 이 허무함은 다음 장에서 해결합니다.</w:t>
+          <w:color w:val="000000"/>
+        </w:rPr>
+        <w:t>다만 실험을 하나 더 해 보겠습니다. 방금 추가한 "단골 산책길"이 지도에 잘 찍혀 있을 겁니다. 이제 브라우저를 새로고침해 보세요. 추가한 장소는 사라지고 16장의 기본 장소만 보일 겁니다. 우리 데이터가 아직 브라우저 메모리에만 있었기 때문입니다. 메모리에 있는 값은 새로고침 한 번에 전부 지워집니다. 이 문제는 다음 장에서 해결하겠습니다.</w:t>
       </w:r>
     </w:p>
     <w:p>
@@ -5585,125 +4768,8 @@
         <w:ind w:left="259"/>
       </w:pPr>
       <w:r>
-        <w:t xml:space="preserve">• </w:t>
-      </w:r>
-      <w:r>
-        <w:rPr>
-          <w:rFonts w:ascii="Consolas" w:hAnsi="Consolas"/>
-          <w:b w:val="0"/>
-          <w:i w:val="0"/>
-          <w:strike w:val="0"/>
-          <w:color w:val="000000"/>
-          <w:sz w:val="17"/>
-        </w:rPr>
-        <w:t>store.add</w:t>
-      </w:r>
-      <w:r>
-        <w:rPr>
-          <w:b w:val="0"/>
-          <w:i w:val="0"/>
-          <w:strike w:val="0"/>
-          <w:color w:val="000000"/>
-        </w:rPr>
-        <w:t xml:space="preserve">는 </w:t>
-      </w:r>
-      <w:r>
-        <w:rPr>
-          <w:rFonts w:ascii="Consolas" w:hAnsi="Consolas"/>
-          <w:b w:val="0"/>
-          <w:i w:val="0"/>
-          <w:strike w:val="0"/>
-          <w:color w:val="000000"/>
-          <w:sz w:val="17"/>
-        </w:rPr>
-        <w:t>'p' + Date.now().toString(36)</w:t>
-      </w:r>
-      <w:r>
-        <w:rPr>
-          <w:b w:val="0"/>
-          <w:i w:val="0"/>
-          <w:strike w:val="0"/>
-          <w:color w:val="000000"/>
-        </w:rPr>
-        <w:t xml:space="preserve">으로 겹치지 않는 id를 만들고, 기본값 뒤에 </w:t>
-      </w:r>
-      <w:r>
-        <w:rPr>
-          <w:rFonts w:ascii="Consolas" w:hAnsi="Consolas"/>
-          <w:b w:val="0"/>
-          <w:i w:val="0"/>
-          <w:strike w:val="0"/>
-          <w:color w:val="000000"/>
-          <w:sz w:val="17"/>
-        </w:rPr>
-        <w:t>...place</w:t>
-      </w:r>
-      <w:r>
-        <w:rPr>
-          <w:b w:val="0"/>
-          <w:i w:val="0"/>
-          <w:strike w:val="0"/>
-          <w:color w:val="000000"/>
-        </w:rPr>
-        <w:t xml:space="preserve">를 펼쳐 스키마를 완성합니다. 데이터를 바꾼 뒤에는 </w:t>
-      </w:r>
-      <w:r>
-        <w:rPr>
-          <w:rFonts w:ascii="Consolas" w:hAnsi="Consolas"/>
-          <w:b w:val="0"/>
-          <w:i w:val="0"/>
-          <w:strike w:val="0"/>
-          <w:color w:val="000000"/>
-          <w:sz w:val="17"/>
-        </w:rPr>
-        <w:t>notifyChange</w:t>
-      </w:r>
-      <w:r>
-        <w:rPr>
-          <w:b w:val="0"/>
-          <w:i w:val="0"/>
-          <w:strike w:val="0"/>
-          <w:color w:val="000000"/>
-        </w:rPr>
-        <w:t xml:space="preserve"> 다리로 </w:t>
-      </w:r>
-      <w:r>
-        <w:rPr>
-          <w:rFonts w:ascii="Consolas" w:hAnsi="Consolas"/>
-          <w:b w:val="0"/>
-          <w:i w:val="0"/>
-          <w:strike w:val="0"/>
-          <w:color w:val="000000"/>
-          <w:sz w:val="17"/>
-        </w:rPr>
-        <w:t>rerender()</w:t>
-      </w:r>
-      <w:r>
-        <w:rPr>
-          <w:b w:val="0"/>
-          <w:i w:val="0"/>
-          <w:strike w:val="0"/>
-          <w:color w:val="000000"/>
-        </w:rPr>
-        <w:t>를 불러야 마커가 나타납니다(</w:t>
-      </w:r>
-      <w:r>
-        <w:rPr>
-          <w:b w:val="0"/>
-          <w:i w:val="0"/>
-          <w:strike w:val="0"/>
-          <w:color w:val="000000"/>
-        </w:rPr>
-        <w:t>22장</w:t>
-      </w:r>
-      <w:r>
-        <w:rPr>
-          <w:b w:val="0"/>
-          <w:i w:val="0"/>
-          <w:strike w:val="0"/>
-          <w:color w:val="000000"/>
-        </w:rPr>
-        <w:t>에서 구독 패턴으로 승격됩니다).</w:t>
+        <w:rPr/>
+        <w:t>• store.add는 'p' + Date.now().toString(36)으로 겹치지 않는 id를 만들고, 기본값 뒤에 ...place를 펼쳐 스키마를 완성합니다. 데이터를 바꾼 뒤에는 notifyChange 다리로 rerender()를 불러야 마커가 나타납니다(26장에서 구독 패턴으로 승격됩니다).</w:t>
       </w:r>
     </w:p>
     <w:p>
@@ -5788,74 +4854,8 @@
         <w:ind w:left="259"/>
       </w:pPr>
       <w:r>
-        <w:t xml:space="preserve">• </w:t>
-      </w:r>
-      <w:r>
-        <w:rPr>
-          <w:b w:val="0"/>
-          <w:i w:val="0"/>
-          <w:strike w:val="0"/>
-          <w:color w:val="000000"/>
-        </w:rPr>
-        <w:t xml:space="preserve">지도 클릭 좌표는 </w:t>
-      </w:r>
-      <w:r>
-        <w:rPr>
-          <w:rFonts w:ascii="Consolas" w:hAnsi="Consolas"/>
-          <w:b w:val="0"/>
-          <w:i w:val="0"/>
-          <w:strike w:val="0"/>
-          <w:color w:val="000000"/>
-          <w:sz w:val="17"/>
-        </w:rPr>
-        <w:t>e.latLng.getLat()</w:t>
-      </w:r>
-      <w:r>
-        <w:rPr>
-          <w:b w:val="0"/>
-          <w:i w:val="0"/>
-          <w:strike w:val="0"/>
-          <w:color w:val="000000"/>
-        </w:rPr>
-        <w:t xml:space="preserve"> / </w:t>
-      </w:r>
-      <w:r>
-        <w:rPr>
-          <w:rFonts w:ascii="Consolas" w:hAnsi="Consolas"/>
-          <w:b w:val="0"/>
-          <w:i w:val="0"/>
-          <w:strike w:val="0"/>
-          <w:color w:val="000000"/>
-          <w:sz w:val="17"/>
-        </w:rPr>
-        <w:t>e.latLng.getLng()</w:t>
-      </w:r>
-      <w:r>
-        <w:rPr>
-          <w:b w:val="0"/>
-          <w:i w:val="0"/>
-          <w:strike w:val="0"/>
-          <w:color w:val="000000"/>
-        </w:rPr>
-        <w:t xml:space="preserve">로 얻습니다. </w:t>
-      </w:r>
-      <w:r>
-        <w:rPr>
-          <w:b w:val="0"/>
-          <w:i w:val="0"/>
-          <w:strike w:val="0"/>
-          <w:color w:val="000000"/>
-        </w:rPr>
-        <w:t>14장</w:t>
-      </w:r>
-      <w:r>
-        <w:rPr>
-          <w:b w:val="0"/>
-          <w:i w:val="0"/>
-          <w:strike w:val="0"/>
-          <w:color w:val="000000"/>
-        </w:rPr>
-        <w:t>의 콘솔 실습이 그대로 실전 기능이 됐습니다.</w:t>
+        <w:rPr/>
+        <w:t>• 지도 클릭 좌표는 e.latLng.getLat() / e.latLng.getLng()로 얻습니다. 18장의 콘솔 실습이 그대로 실전 기능이 됐습니다.</w:t>
       </w:r>
     </w:p>
     <w:p>
@@ -6039,7 +5039,6 @@
         <w:rPr>
           <w:b w:val="0"/>
           <w:i w:val="0"/>
-          <w:strike w:val="0"/>
           <w:color w:val="000000"/>
         </w:rPr>
         <w:t xml:space="preserve">Q2. id를 </w:t>
@@ -6049,7 +5048,6 @@
           <w:rFonts w:ascii="Consolas" w:hAnsi="Consolas"/>
           <w:b w:val="0"/>
           <w:i w:val="0"/>
-          <w:strike w:val="0"/>
           <w:color w:val="000000"/>
           <w:sz w:val="17"/>
         </w:rPr>
@@ -6059,7 +5057,6 @@
         <w:rPr>
           <w:b w:val="0"/>
           <w:i w:val="0"/>
-          <w:strike w:val="0"/>
           <w:color w:val="000000"/>
         </w:rPr>
         <w:t xml:space="preserve"> 대신 "장소 이름"으로 쓰면 어떤 문제가 생길까요? 또, 같은 밀리초에 장소 두 개가 추가될 수 있는 상황(사람이 아닌 코드가 추가한다면?)도 상상해 보세요.</w:t>
@@ -6312,54 +5309,8 @@
         <w:ind w:left="259"/>
       </w:pPr>
       <w:r>
-        <w:t xml:space="preserve">2. </w:t>
-      </w:r>
-      <w:r>
-        <w:rPr>
-          <w:b w:val="0"/>
-          <w:i w:val="0"/>
-          <w:strike w:val="0"/>
-          <w:color w:val="000000"/>
-        </w:rPr>
-        <w:t xml:space="preserve">＋ 버튼 리스너에서 </w:t>
-      </w:r>
-      <w:r>
-        <w:rPr>
-          <w:rFonts w:ascii="Consolas" w:hAnsi="Consolas"/>
-          <w:b w:val="0"/>
-          <w:i w:val="0"/>
-          <w:strike w:val="0"/>
-          <w:color w:val="000000"/>
-          <w:sz w:val="17"/>
-        </w:rPr>
-        <w:t>e.stopPropagation()</w:t>
-      </w:r>
-      <w:r>
-        <w:rPr>
-          <w:b w:val="0"/>
-          <w:i w:val="0"/>
-          <w:strike w:val="0"/>
-          <w:color w:val="000000"/>
-        </w:rPr>
-        <w:t xml:space="preserve"> 한 줄을 잠시 지우고 ＋를 눌러 보세요. 지도가 움직이나요? 아무 변화가 없다면 그 이유를 </w:t>
-      </w:r>
-      <w:r>
-        <w:rPr>
-          <w:b w:val="0"/>
-          <w:i w:val="0"/>
-          <w:strike w:val="0"/>
-          <w:color w:val="000000"/>
-        </w:rPr>
-        <w:t>20.5절</w:t>
-      </w:r>
-      <w:r>
-        <w:rPr>
-          <w:b w:val="0"/>
-          <w:i w:val="0"/>
-          <w:strike w:val="0"/>
-          <w:color w:val="000000"/>
-        </w:rPr>
-        <w:t>의 클릭 영역 분리로 설명해 보고, "그런데도 이 줄을 남겨 두는 이유"를 한 줄로 적은 뒤 원래대로 되돌리세요. (직접 지워도 좋고, Claude Code에게 시켜도 좋습니다.)</w:t>
+        <w:rPr/>
+        <w:t>2. ＋ 버튼 리스너에서 e.stopPropagation() 한 줄을 잠시 지우고 ＋를 눌러 보세요. 지도가 움직이나요? 아무 변화가 없다면 그 이유를 24.5절의 클릭 영역 분리로 설명해 보고, "그런데도 이 줄을 남겨 두는 이유"를 한 줄로 적은 뒤 원래대로 되돌리세요. (직접 지워도 좋고, Claude Code에게 시켜도 좋습니다.)</w:t>
       </w:r>
     </w:p>
     <w:p>
@@ -6651,57 +5602,9 @@
         <w:rPr>
           <w:b/>
           <w:i w:val="0"/>
-          <w:strike w:val="0"/>
-          <w:color w:val="000000"/>
-        </w:rPr>
-        <w:t>다음 장 예고</w:t>
-      </w:r>
-      <w:r>
-        <w:rPr>
-          <w:b w:val="0"/>
-          <w:i w:val="0"/>
-          <w:strike w:val="0"/>
-          <w:color w:val="000000"/>
-        </w:rPr>
-        <w:t xml:space="preserve"> — 애써 추가한 장소가 새로고침 한 번에 증발하는 허무함, 방금 겪으셨죠? </w:t>
-      </w:r>
-      <w:r>
-        <w:rPr>
-          <w:b w:val="0"/>
-          <w:i w:val="0"/>
-          <w:strike w:val="0"/>
-          <w:color w:val="000000"/>
-        </w:rPr>
-        <w:t>21장</w:t>
-      </w:r>
-      <w:r>
-        <w:rPr>
-          <w:b w:val="0"/>
-          <w:i w:val="0"/>
-          <w:strike w:val="0"/>
-          <w:color w:val="000000"/>
-        </w:rPr>
-        <w:t xml:space="preserve">에서는 브라우저에 내장된 저장 공간 localStorage로 데이터를 영속화합니다. </w:t>
-      </w:r>
-      <w:r>
-        <w:rPr>
-          <w:rFonts w:ascii="Consolas" w:hAnsi="Consolas"/>
-          <w:b w:val="0"/>
-          <w:i w:val="0"/>
-          <w:strike w:val="0"/>
-          <w:color w:val="000000"/>
-          <w:sz w:val="17"/>
-        </w:rPr>
-        <w:t>store.js</w:t>
-      </w:r>
-      <w:r>
-        <w:rPr>
-          <w:b w:val="0"/>
-          <w:i w:val="0"/>
-          <w:strike w:val="0"/>
-          <w:color w:val="000000"/>
-        </w:rPr>
-        <w:t>를 처음부터 끝까지 해부하면서 JSON 직렬화, 저장이 실패하는 경우의 방어, 그리고 내 데이터를 파일로 내보내고 가져오는 백업 기능까지 만듭니다. 새로고침해도, 컴퓨터를 껐다 켜도 남아 있는 진짜 "나만의 지도"가 됩니다.</w:t>
+          <w:color w:val="000000"/>
+        </w:rPr>
+        <w:t>다음 장 예고 — 애써 추가한 장소가 새로고침 한 번에 증발하는 허무함, 방금 겪으셨죠? 25장에서는 브라우저에 내장된 저장 공간 localStorage로 데이터를 영속화합니다. store.js를 처음부터 끝까지 해부하면서 JSON 직렬화, 저장이 실패하는 경우의 방어, 그리고 내 데이터를 파일로 내보내고 가져오는 백업 기능까지 만듭니다. 새로고침해도, 컴퓨터를 껐다 켜도 남아 있는 진짜 "나만의 지도"가 됩니다.</w:t>
       </w:r>
     </w:p>
     <w:p>
@@ -6709,88 +5612,8 @@
         <w:ind w:left="259"/>
       </w:pPr>
       <w:r>
-        <w:t xml:space="preserve">1. </w:t>
-      </w:r>
-      <w:r>
-        <w:rPr>
-          <w:b w:val="0"/>
-          <w:i w:val="0"/>
-          <w:strike w:val="0"/>
-          <w:color w:val="000000"/>
-        </w:rPr>
-        <w:t xml:space="preserve"> </w:t>
-      </w:r>
-      <w:r>
-        <w:rPr>
-          <w:b w:val="0"/>
-          <w:i w:val="0"/>
-          <w:strike w:val="0"/>
-          <w:color w:val="000000"/>
-        </w:rPr>
-        <w:t xml:space="preserve">CRUD — 데이터를 다루는 네 가지 기본 동작인 Create(생성)·Read(읽기)·Update(수정)·Delete(삭제)의 머리글자. 이 책에서는 </w:t>
-      </w:r>
-      <w:r>
-        <w:rPr>
-          <w:b w:val="0"/>
-          <w:i w:val="0"/>
-          <w:strike w:val="0"/>
-          <w:color w:val="000000"/>
-        </w:rPr>
-        <w:t>20장</w:t>
-      </w:r>
-      <w:r>
-        <w:rPr>
-          <w:b w:val="0"/>
-          <w:i w:val="0"/>
-          <w:strike w:val="0"/>
-          <w:color w:val="000000"/>
-        </w:rPr>
-        <w:t xml:space="preserve">(C), </w:t>
-      </w:r>
-      <w:r>
-        <w:rPr>
-          <w:b w:val="0"/>
-          <w:i w:val="0"/>
-          <w:strike w:val="0"/>
-          <w:color w:val="000000"/>
-        </w:rPr>
-        <w:t>22장</w:t>
-      </w:r>
-      <w:r>
-        <w:rPr>
-          <w:b w:val="0"/>
-          <w:i w:val="0"/>
-          <w:strike w:val="0"/>
-          <w:color w:val="000000"/>
-        </w:rPr>
-        <w:t xml:space="preserve">(R), </w:t>
-      </w:r>
-      <w:r>
-        <w:rPr>
-          <w:b w:val="0"/>
-          <w:i w:val="0"/>
-          <w:strike w:val="0"/>
-          <w:color w:val="000000"/>
-        </w:rPr>
-        <w:t>23장</w:t>
-      </w:r>
-      <w:r>
-        <w:rPr>
-          <w:b w:val="0"/>
-          <w:i w:val="0"/>
-          <w:strike w:val="0"/>
-          <w:color w:val="000000"/>
-        </w:rPr>
-        <w:t xml:space="preserve">(U·D)에 걸쳐 완성합니다. </w:t>
-      </w:r>
-      <w:r>
-        <w:rPr>
-          <w:b w:val="0"/>
-          <w:i w:val="0"/>
-          <w:strike w:val="0"/>
-          <w:color w:val="000000"/>
-        </w:rPr>
-        <w:t xml:space="preserve"> </w:t>
+        <w:rPr/>
+        <w:t xml:space="preserve">1.  CRUD — 데이터를 다루는 네 가지 기본 동작인 Create(생성)·Read(읽기)·Update(수정)·Delete(삭제)의 머리글자. 이 책에서는 24장(C), 26장(R), 27장(U·D)에 걸쳐 완성합니다.  </w:t>
       </w:r>
     </w:p>
     <w:p>

--- a/최종교재/20장_클릭·검색으로_장소_추가.docx
+++ b/최종교재/20장_클릭·검색으로_장소_추가.docx
@@ -704,10 +704,9 @@
         <w:rPr>
           <w:b w:val="0"/>
           <w:i w:val="0"/>
-          <w:strike w:val="0"/>
-          <w:color w:val="000000"/>
-        </w:rPr>
-        <w:t>src/store.js 모듈을 새로 만들어줘. defaultPlaces.js의 기본 장소 배열을 복사해서 places 변수에 담고, 두 가지 메서드가 있는 store 객체를 export 해줘. all()은 현재 장소 배열을 돌려주고, add(place)는 새 장소를 배열에 추가해줘. add에서 id는 'p' + Date.now().toString(36)으로 만들고, rating 0과 memo 빈 문자열을 기본값으로 채워줘. 그리고 sidebar.js의 filteredPlaces()가 DEFAULT_PLACES 대신 store.all()을 보도록 바꿔줘. localStorage 저장은 다음 장에서 붙일 거니까 아직 넣지 말아줘.</w:t>
+          <w:color w:val="000000"/>
+        </w:rPr>
+        <w:t>src/store.js 파일을 새로 생성하여 주십시오. 기본 장소 정보가 담긴 defaultPlaces.js 파일의 내용을 가져와 places 변수에 저장하고, 데이터를 조작하는 두 가지 메서드를 포함한 객체를 내보내십시오. 메서드 all()은 현재 보관 중인 장소 전체 목록을 반환하고, 메서드 add(place)는 새로운 장소 정보를 목록에 추가하도록 하십시오. 이때 새 장소의 식별자는 'p' 문자 뒤에 현재 시간 값을 문자열로 변환하여 붙여 생성하고, 별점은 0, 메모는 빈 문자열을 기본값으로 자동 채우기하여 주십시오. 그리고 기존에 sidebar.js 파일에서 작성한 filteredPlaces() 함수가 기본 장소 데이터 대신 여기서 관리하는 데이터를 가져오도록 수정하여 주십시오. 데이터를 브라우저에 영구적으로 저장하는 기능은 다음 장에서 추가할 예정이므로 이번 단계에서는 적용하지 마십시오.</w:t>
       </w:r>
     </w:p>
     <w:p>
@@ -1244,13 +1243,12 @@
     <w:p>
       <w:r>
         <w:rPr>
-          <w:rFonts w:ascii="Segoe UI Emoji" w:hAnsi="Segoe UI Emoji" w:eastAsia="맑은 고딕"/>
-          <w:b w:val="0"/>
-          <w:i w:val="0"/>
-          <w:strike w:val="0"/>
-          <w:color w:val="000000"/>
-        </w:rPr>
-        <w:t>src/search.js에 openAddDialog 함수를 만들어서 export 해줘. { name, lat, lng }를 받아서 화면 가운데에 장소 추가 다이얼로그를 띄우는 함수야. 이름 입력칸(name이 있으면 미리 채움), 카테고리 select(🍜맛집 food, ☕카페 cafe, 🏝여행 travel, 💕데이트 date), 메모 textarea, 취소/추가 버튼을 넣어줘. 이 함수는 검색 결과 추가와 지도 클릭 추가 두 곳에서 공용으로 쓸 거야. 다이얼로그는 한 번에 하나만 열리게 하고, 반투명 배경으로 지도를 덮어줘. style.css에 스타일도 추가해줘.</w:t>
+          <w:rFonts w:ascii="Segoe UI Emoji" w:hAnsi="Segoe UI Emoji"/>
+          <w:b w:val="0"/>
+          <w:i w:val="0"/>
+          <w:color w:val="000000"/>
+        </w:rPr>
+        <w:t>src/search.js 파일에 장소 추가 창을 여는 함수 openAddDialog를 작성하여 내보내십시오. 이 함수는 장소 이름과 위도, 경도 정보를 전달받아 화면 중앙에 장소 정보를 입력할 수 있는 창을 표시하는 역할을 합니다. 창에는 이름 입력칸(전달받은 이름이 있으면 미리 채워둠), 카테고리 선택 드롭다운 목록, 메모를 적을 수 있는 여러 줄 입력창, 그리고 취소와 추가 버튼을 배치하여 주십시오. 이 창은 한 번에 하나만 열려야 하며, 배경에는 반투명한 어두운 효과를 적용하여 지도 내용을 가리도록 하고, 스타일에 대한 내용은 style.css 파일에 추가하여 주십시오. 이 함수는 검색 결과로부터 장소를 등록할 때와 지도를 직접 클릭하여 등록할 때 두 곳에서 공통으로 사용하게 될 것입니다.</w:t>
       </w:r>
     </w:p>
     <w:p>
@@ -2024,7 +2022,7 @@
           <w:i w:val="0"/>
           <w:color w:val="000000"/>
         </w:rPr>
-        <w:t>입력 양식의 외형은 완성되었으나, 아직 버튼의 기능이 연결되지 않았으므로, 취소 버튼과 추가 버튼에 각각의 동작을 연결하겠습니다. 입력 양식의 외형을 요청한 내용과 별도로, 버튼의 동작을 단계별로 구현하도록 하겠습니다. 요청하고, 결과를 확인하고, 정상 작동하는지 검증하는 일관된 순서를 준수하여 진행하겠습니다.</w:t>
+        <w:t>지금까지 장소를 입력하는 창의 모습은 갖추었으나, 각 버튼을 눌렀을 때의 동작은 아직 연결되지 않은 상태입니다. 따라서 이제 취소 버튼과 추가 버튼에 각각의 역할에 맞는 동작을 연결하도록 하겠습니다. 창의 디자인과는 별도로, 버튼의 기능을 단계별로 구현하며 요청 사항을 반영하고 그 결과를 확인하여 정상적으로 작동하는지 검증하는 일관된 순서로 진행하겠습니다.</w:t>
       </w:r>
     </w:p>
     <w:p>
@@ -2047,10 +2045,9 @@
         <w:rPr>
           <w:b w:val="0"/>
           <w:i w:val="0"/>
-          <w:strike w:val="0"/>
-          <w:color w:val="000000"/>
-        </w:rPr>
-        <w:t>openAddDialog의 두 버튼에 동작을 달아줘. 취소 버튼은 다이얼로그를 닫기만 하면 돼. 추가 버튼은 이름을 trim해서 검증하고, 비어 있으면 toast로 "이름을 입력하세요."를 띄우되 다이얼로그는 닫지 말고 입력값을 유지해줘. 검증을 통과하면 이름·카테고리·메모·좌표를 store.add로 저장하고, "내 지도에 추가했습니다!" toast를 띄운 뒤 다이얼로그를 닫아줘. 그리고 장소가 추가되면 지도에 마커가 바로 나타나야 하니까, main.js의 rerender를 콜백으로 연결해서 추가 직후에 호출해줘.</w:t>
+          <w:color w:val="000000"/>
+        </w:rPr>
+        <w:t>앞서 작성한 openAddDialog 함수 내의 두 버튼에 각각 동작을 연결하여 주십시오. 취소 버튼은 장소 추가 창을 닫기만 하면 되며, 추가 버튼은 입력한 이름의 앞뒤 공백을 제거한 뒤 내용이 있는지 확인하여 내용이 없으면 "이름을 입력하세요."라는 알림을 표시하고 창은 그대로 유지하여 사용자가 다시 입력할 수 있도록 하여 주십시오. 이름 입력 확인을 통과하면 이름, 카테고리, 메모, 좌표 정보를 앞서 만든 데이터 관리 기능을 이용하여 저장하고, "내 지도에 추가했습니다!"라는 알림을 보여준 뒤 창을 닫도록 하십시오. 장소 정보가 새로 추가되면 지도 화면에 즉시 해당 위치 마커가 나타나야 하므로, 화면을 다시 그리는 함수를 호출하여 지도 내용이 갱신되도록 연결하여 주십시오.</w:t>
       </w:r>
     </w:p>
     <w:p>
@@ -2499,10 +2496,9 @@
         <w:rPr>
           <w:b w:val="0"/>
           <w:i w:val="0"/>
-          <w:strike w:val="0"/>
-          <w:color w:val="000000"/>
-        </w:rPr>
-        <w:t>짧지만 씹을 거리가 많은 코드입니다.</w:t>
+          <w:color w:val="000000"/>
+        </w:rPr>
+        <w:t>코드의 분량이 짧다고 하여 분석할 내용이 적은 것은 아닙니다.</w:t>
       </w:r>
     </w:p>
     <w:p>
@@ -3146,7 +3142,7 @@
           <w:i w:val="0"/>
           <w:color w:val="000000"/>
         </w:rPr>
-        <w:t>이제 첫 번째 장소 추가 경로인 검색 결과에 더하기 버튼을 추가하겠습니다.</w:t>
+        <w:t>이제 장소를 추가하는 첫 번째 경로인 검색 결과 목록에 추가 버튼을 배치하는 작업을 진행하겠습니다.</w:t>
       </w:r>
     </w:p>
     <w:p>
@@ -3169,10 +3165,9 @@
         <w:rPr>
           <w:b w:val="0"/>
           <w:i w:val="0"/>
-          <w:strike w:val="0"/>
-          <w:color w:val="000000"/>
-        </w:rPr>
-        <w:t>src/search.js의 renderResults를 수정해줘. 각 검색 결과 항목 오른쪽에 ＋ 버튼(내 지도에 추가)을 달고, 누르면 openAddDialog에 그 장소의 이름과 좌표를 넘겨서 열어줘. 기존의 "항목 클릭 → 지도 이동"은 이름·주소 영역을 클릭했을 때만 동작하게 유지하고, ＋ 버튼 클릭이 지도 이동까지 일으키면 안 돼. 추가 폼을 열면 검색 결과 목록은 숨겨줘.</w:t>
+          <w:color w:val="000000"/>
+        </w:rPr>
+        <w:t>src/search.js 파일에 작성된 검색 결과를 표시하는 함수를 수정하여 주십시오. 각 검색 결과 항목의 오른쪽에 "내 지도에 추가" 기능을 수행하는 더하기 버튼을 배치하고, 버튼을 누르면 해당 장소의 이름과 좌표 정보를 장소 추가 창에 전달하여 열도록 하십시오. 기존에 결과 항목을 클릭하면 지도가 해당 위치로 이동하던 기능은 항목의 이름과 주소 부분을 클릭했을 때만 작동하도록 유지하고, 더하기 버튼을 눌렀을 때는 지도가 이동하지 않도록 구분하여 처리하여 주십시오. 장소 추가 창이 열리면 검색 결과 목록은 화면에서 숨기도록 하여 주십시오.</w:t>
       </w:r>
     </w:p>
     <w:p>
@@ -3968,10 +3963,9 @@
         <w:rPr>
           <w:b w:val="0"/>
           <w:i w:val="0"/>
-          <w:strike w:val="0"/>
-          <w:color w:val="000000"/>
-        </w:rPr>
-        <w:t>main.js에 지도 click 이벤트 리스너를 달아줘. 클릭한 지점의 위도·경도를 얻어서 search.js의 openAddDialog를 좌표만 넘겨서 열어줘. 이름은 비운 채로.</w:t>
+          <w:color w:val="000000"/>
+        </w:rPr>
+        <w:t>main.js 파일에 지도 영역에서의 클릭 이벤트를 처리하는 기능을 추가하여 주십시오. 지도의 특정 지점을 클릭하면 해당 위치의 위도와 경도 좌표를 가져와 장소 추가 창을 열되, 이름은 입력되지 않은 빈 상태로 창이 열리도록 좌표 정보만 전달하여 호출하여 주십시오.</w:t>
       </w:r>
     </w:p>
     <w:p>
